--- a/DSA REPORT CSE25031.docx
+++ b/DSA REPORT CSE25031.docx
@@ -17,7 +17,7 @@
             <wp:docPr id="388618129" name="Picture 5">
               <a:extLst xmlns:a="http://schemas.openxmlformats.org/drawingml/2006/main">
                 <a:ext uri="{FF2B5EF4-FFF2-40B4-BE49-F238E27FC236}">
-                  <a16:creationId xmlns:a16="http://schemas.microsoft.com/office/drawing/2014/main" id="{B1F0B21E-DF2D-49B9-885F-F723C780C5A2}"/>
+                  <a16:creationId xmlns:a16="http://schemas.microsoft.com/office/drawing/2014/main" id="{27ADE9A7-0554-474D-A248-4083D5565625}"/>
                 </a:ext>
               </a:extLst>
             </wp:docPr>
@@ -1036,7 +1036,43 @@
                 <w:sz w:val="24"/>
                 <w:szCs w:val="24"/>
               </w:rPr>
-              <w:t>: 2a. Python program to perform linear search on the given input. 2b. Python program to perform binary search on the given input. 2c. Verify by taking sorted array and unsorted array as an input.</w:t>
+              <w:t xml:space="preserve">: 2a. Python program to perform linear search on the given input. </w:t>
+            </w:r>
+          </w:p>
+          <w:p>
+            <w:pPr>
+              <w:jc w:val="both"/>
+              <w:rPr>
+                <w:rFonts w:ascii="Times New Roman" w:hAnsi="Times New Roman" w:cs="Times New Roman"/>
+                <w:sz w:val="24"/>
+                <w:szCs w:val="24"/>
+              </w:rPr>
+            </w:pPr>
+            <w:r>
+              <w:rPr>
+                <w:rFonts w:ascii="Times New Roman" w:hAnsi="Times New Roman" w:cs="Times New Roman"/>
+                <w:sz w:val="24"/>
+                <w:szCs w:val="24"/>
+              </w:rPr>
+              <w:t xml:space="preserve">2b. Python program to perform binary search on the given input. </w:t>
+            </w:r>
+          </w:p>
+          <w:p>
+            <w:pPr>
+              <w:jc w:val="both"/>
+              <w:rPr>
+                <w:rFonts w:ascii="Times New Roman" w:hAnsi="Times New Roman" w:cs="Times New Roman"/>
+                <w:sz w:val="24"/>
+                <w:szCs w:val="24"/>
+              </w:rPr>
+            </w:pPr>
+            <w:r>
+              <w:rPr>
+                <w:rFonts w:ascii="Times New Roman" w:hAnsi="Times New Roman" w:cs="Times New Roman"/>
+                <w:sz w:val="24"/>
+                <w:szCs w:val="24"/>
+              </w:rPr>
+              <w:t>2c. Verify by taking sorted array and unsorted array as an input.</w:t>
             </w:r>
           </w:p>
         </w:tc>
@@ -1150,7 +1186,79 @@
                 <w:sz w:val="24"/>
                 <w:szCs w:val="24"/>
               </w:rPr>
-              <w:t>: 3a. Python program to perform bubble sort on the given input. 3b. Python program to perform insertion sort on the given input. 3c. Python program to perform selection sort on the given input. 3d. Python program to perform merge sort on the given input. 3e. Python program to perform quick sort on the given input.</w:t>
+              <w:t xml:space="preserve">: 3a. Python program to perform bubble sort on the given input. </w:t>
+            </w:r>
+          </w:p>
+          <w:p>
+            <w:pPr>
+              <w:jc w:val="both"/>
+              <w:rPr>
+                <w:rFonts w:ascii="Times New Roman" w:hAnsi="Times New Roman" w:cs="Times New Roman"/>
+                <w:sz w:val="24"/>
+                <w:szCs w:val="24"/>
+              </w:rPr>
+            </w:pPr>
+            <w:r>
+              <w:rPr>
+                <w:rFonts w:ascii="Times New Roman" w:hAnsi="Times New Roman" w:cs="Times New Roman"/>
+                <w:sz w:val="24"/>
+                <w:szCs w:val="24"/>
+              </w:rPr>
+              <w:t>3b. Python program to perform insertion sort on the given input.</w:t>
+            </w:r>
+          </w:p>
+          <w:p>
+            <w:pPr>
+              <w:jc w:val="both"/>
+              <w:rPr>
+                <w:rFonts w:ascii="Times New Roman" w:hAnsi="Times New Roman" w:cs="Times New Roman"/>
+                <w:sz w:val="24"/>
+                <w:szCs w:val="24"/>
+              </w:rPr>
+            </w:pPr>
+            <w:r>
+              <w:rPr>
+                <w:rFonts w:ascii="Times New Roman" w:hAnsi="Times New Roman" w:cs="Times New Roman"/>
+                <w:sz w:val="24"/>
+                <w:szCs w:val="24"/>
+              </w:rPr>
+              <w:t xml:space="preserve"> 3c. Python program to perform selection sort on the given input.</w:t>
+            </w:r>
+          </w:p>
+          <w:p>
+            <w:pPr>
+              <w:jc w:val="both"/>
+              <w:rPr>
+                <w:rFonts w:ascii="Times New Roman" w:hAnsi="Times New Roman" w:cs="Times New Roman"/>
+                <w:sz w:val="24"/>
+                <w:szCs w:val="24"/>
+              </w:rPr>
+            </w:pPr>
+            <w:r>
+              <w:rPr>
+                <w:rFonts w:ascii="Times New Roman" w:hAnsi="Times New Roman" w:cs="Times New Roman"/>
+                <w:sz w:val="24"/>
+                <w:szCs w:val="24"/>
+              </w:rPr>
+              <w:t xml:space="preserve"> 3d. Python program to perform merge sort on the given input. </w:t>
+            </w:r>
+          </w:p>
+          <w:p>
+            <w:pPr>
+              <w:jc w:val="both"/>
+              <w:rPr>
+                <w:rFonts w:ascii="Times New Roman" w:hAnsi="Times New Roman" w:cs="Times New Roman"/>
+                <w:sz w:val="24"/>
+                <w:szCs w:val="24"/>
+              </w:rPr>
+            </w:pPr>
+            <w:r>
+              <w:rPr>
+                <w:rFonts w:ascii="Times New Roman" w:hAnsi="Times New Roman" w:cs="Times New Roman"/>
+                <w:sz w:val="24"/>
+                <w:szCs w:val="24"/>
+              </w:rPr>
+              <w:t>3e. Python program to perform quick sort on the given input.</w:t>
             </w:r>
           </w:p>
         </w:tc>
@@ -1508,6 +1616,29 @@
                 <w:szCs w:val="24"/>
               </w:rPr>
             </w:pPr>
+            <w:r>
+              <w:rPr>
+                <w:b/>
+                <w:bCs/>
+                <w:sz w:val="24"/>
+                <w:szCs w:val="24"/>
+              </w:rPr>
+              <w:t>WEEK-5</w:t>
+            </w:r>
+            <w:r>
+              <w:rPr>
+                <w:sz w:val="24"/>
+                <w:szCs w:val="24"/>
+              </w:rPr>
+              <w:t>:</w:t>
+            </w:r>
+            <w:r>
+              <w:rPr>
+                <w:sz w:val="24"/>
+                <w:szCs w:val="24"/>
+              </w:rPr>
+              <w:t>Write a python program to implement a stack using an Array, Linked list. Implement the stack operations such as push, pop, peak and also display the stack elements</w:t>
+            </w:r>
           </w:p>
         </w:tc>
         <w:tc>
@@ -1522,6 +1653,13 @@
                 <w:szCs w:val="36"/>
               </w:rPr>
             </w:pPr>
+            <w:r>
+              <w:rPr>
+                <w:sz w:val="36"/>
+                <w:szCs w:val="36"/>
+              </w:rPr>
+              <w:t>47-51</w:t>
+            </w:r>
           </w:p>
           <w:p>
             <w:pPr>
@@ -1578,6 +1716,7 @@
                 <w:sz w:val="40"/>
                 <w:szCs w:val="40"/>
               </w:rPr>
+              <w:lastRenderedPageBreak/>
               <w:t>6.</w:t>
             </w:r>
           </w:p>
@@ -1723,6 +1862,25 @@
     <w:p/>
     <w:p/>
     <w:p/>
+    <w:p/>
+    <w:p/>
+    <w:p/>
+    <w:p/>
+    <w:p/>
+    <w:p/>
+    <w:p/>
+    <w:p/>
+    <w:p/>
+    <w:p/>
+    <w:p/>
+    <w:p/>
+    <w:p/>
+    <w:p/>
+    <w:p/>
+    <w:p/>
+    <w:p/>
+    <w:p/>
+    <w:p/>
     <w:p>
       <w:pPr>
         <w:rPr>
@@ -1741,6 +1899,7 @@
           <w:sz w:val="48"/>
           <w:szCs w:val="48"/>
         </w:rPr>
+        <w:lastRenderedPageBreak/>
         <w:t xml:space="preserve">                          WEEK-1</w:t>
       </w:r>
     </w:p>
@@ -2059,7 +2218,7 @@
             <wp:docPr id="1485253251" name="Picture 2">
               <a:extLst xmlns:a="http://schemas.openxmlformats.org/drawingml/2006/main">
                 <a:ext uri="{FF2B5EF4-FFF2-40B4-BE49-F238E27FC236}">
-                  <a16:creationId xmlns:a16="http://schemas.microsoft.com/office/drawing/2014/main" id="{73A85D3C-CFE7-4E4C-884D-536005BD9EB2}"/>
+                  <a16:creationId xmlns:a16="http://schemas.microsoft.com/office/drawing/2014/main" id="{39AD4C6D-5DF4-412A-8C0D-B679DCA8CD66}"/>
                 </a:ext>
               </a:extLst>
             </wp:docPr>
@@ -2148,7 +2307,6 @@
           <w:sz w:val="28"/>
           <w:szCs w:val="28"/>
         </w:rPr>
-        <w:lastRenderedPageBreak/>
         <w:drawing>
           <wp:inline distT="0" distB="0" distL="0" distR="0" wp14:anchorId="5DF14BA3" wp14:editId="0CEF9AF6">
             <wp:extent cx="4961050" cy="396274"/>
@@ -2156,7 +2314,7 @@
             <wp:docPr id="552335106" name="Picture 1">
               <a:extLst xmlns:a="http://schemas.openxmlformats.org/drawingml/2006/main">
                 <a:ext uri="{FF2B5EF4-FFF2-40B4-BE49-F238E27FC236}">
-                  <a16:creationId xmlns:a16="http://schemas.microsoft.com/office/drawing/2014/main" id="{CB88E7BD-8762-4117-8AF8-1C870E72B769}"/>
+                  <a16:creationId xmlns:a16="http://schemas.microsoft.com/office/drawing/2014/main" id="{521FA881-8FD7-4220-BE93-A1E2ABA563C5}"/>
                 </a:ext>
               </a:extLst>
             </wp:docPr>
@@ -2271,6 +2429,7 @@
           <w:sz w:val="28"/>
           <w:szCs w:val="28"/>
         </w:rPr>
+        <w:lastRenderedPageBreak/>
         <w:t xml:space="preserve">    if n &lt;= 0:</w:t>
       </w:r>
     </w:p>
@@ -2903,92 +3062,84 @@
           <w:sz w:val="32"/>
           <w:szCs w:val="32"/>
         </w:rPr>
-        <w:t xml:space="preserve">: 1b. Banks calculate the growth of an investment using compound interest. The formula requires calculating powers, which can be implemented recursively. Write a recursive program to </w:t>
-      </w:r>
-      <w:r>
-        <w:rPr>
-          <w:rFonts w:ascii="Times New Roman" w:hAnsi="Times New Roman" w:cs="Times New Roman"/>
-          <w:sz w:val="32"/>
-          <w:szCs w:val="32"/>
+        <w:t>: 1b. Banks calculate the growth of an investment using compound interest. The formula requires calculating powers, which can be implemented recursively. Write a recursive program to calculate p(power n), where: p = principle growth factor, n = number of years.</w:t>
+      </w:r>
+    </w:p>
+    <w:p>
+      <w:pPr>
+        <w:rPr>
+          <w:rFonts w:ascii="Times New Roman" w:hAnsi="Times New Roman" w:cs="Times New Roman"/>
+          <w:sz w:val="32"/>
+          <w:szCs w:val="32"/>
+        </w:rPr>
+      </w:pPr>
+      <w:r>
+        <w:rPr>
+          <w:rFonts w:ascii="Times New Roman" w:hAnsi="Times New Roman" w:cs="Times New Roman"/>
+          <w:sz w:val="32"/>
+          <w:szCs w:val="32"/>
+          <w:u w:val="single"/>
+        </w:rPr>
+        <w:t>Program</w:t>
+      </w:r>
+      <w:r>
+        <w:rPr>
+          <w:rFonts w:ascii="Times New Roman" w:hAnsi="Times New Roman" w:cs="Times New Roman"/>
+          <w:sz w:val="32"/>
+          <w:szCs w:val="32"/>
+        </w:rPr>
+        <w:t>:</w:t>
+      </w:r>
+    </w:p>
+    <w:p>
+      <w:pPr>
+        <w:rPr>
+          <w:rFonts w:ascii="Times New Roman" w:hAnsi="Times New Roman" w:cs="Times New Roman"/>
+          <w:sz w:val="28"/>
+          <w:szCs w:val="28"/>
+        </w:rPr>
+      </w:pPr>
+      <w:r>
+        <w:rPr>
+          <w:rFonts w:ascii="Times New Roman" w:hAnsi="Times New Roman" w:cs="Times New Roman"/>
+          <w:sz w:val="28"/>
+          <w:szCs w:val="28"/>
+        </w:rPr>
+        <w:t>def power(p, n):</w:t>
+      </w:r>
+    </w:p>
+    <w:p>
+      <w:pPr>
+        <w:rPr>
+          <w:rFonts w:ascii="Times New Roman" w:hAnsi="Times New Roman" w:cs="Times New Roman"/>
+          <w:sz w:val="28"/>
+          <w:szCs w:val="28"/>
+        </w:rPr>
+      </w:pPr>
+      <w:r>
+        <w:rPr>
+          <w:rFonts w:ascii="Times New Roman" w:hAnsi="Times New Roman" w:cs="Times New Roman"/>
+          <w:sz w:val="28"/>
+          <w:szCs w:val="28"/>
+        </w:rPr>
+        <w:t xml:space="preserve">    if n == 0:</w:t>
+      </w:r>
+    </w:p>
+    <w:p>
+      <w:pPr>
+        <w:rPr>
+          <w:rFonts w:ascii="Times New Roman" w:hAnsi="Times New Roman" w:cs="Times New Roman"/>
+          <w:sz w:val="28"/>
+          <w:szCs w:val="28"/>
+        </w:rPr>
+      </w:pPr>
+      <w:r>
+        <w:rPr>
+          <w:rFonts w:ascii="Times New Roman" w:hAnsi="Times New Roman" w:cs="Times New Roman"/>
+          <w:sz w:val="28"/>
+          <w:szCs w:val="28"/>
         </w:rPr>
         <w:lastRenderedPageBreak/>
-        <w:t>calculate p(power n), where: p = principle growth factor, n = number of years.</w:t>
-      </w:r>
-    </w:p>
-    <w:p>
-      <w:pPr>
-        <w:rPr>
-          <w:rFonts w:ascii="Times New Roman" w:hAnsi="Times New Roman" w:cs="Times New Roman"/>
-          <w:sz w:val="32"/>
-          <w:szCs w:val="32"/>
-        </w:rPr>
-      </w:pPr>
-      <w:r>
-        <w:rPr>
-          <w:rFonts w:ascii="Times New Roman" w:hAnsi="Times New Roman" w:cs="Times New Roman"/>
-          <w:sz w:val="32"/>
-          <w:szCs w:val="32"/>
-          <w:u w:val="single"/>
-        </w:rPr>
-        <w:t>Program</w:t>
-      </w:r>
-      <w:r>
-        <w:rPr>
-          <w:rFonts w:ascii="Times New Roman" w:hAnsi="Times New Roman" w:cs="Times New Roman"/>
-          <w:sz w:val="32"/>
-          <w:szCs w:val="32"/>
-        </w:rPr>
-        <w:t>:</w:t>
-      </w:r>
-    </w:p>
-    <w:p>
-      <w:pPr>
-        <w:rPr>
-          <w:rFonts w:ascii="Times New Roman" w:hAnsi="Times New Roman" w:cs="Times New Roman"/>
-          <w:sz w:val="28"/>
-          <w:szCs w:val="28"/>
-        </w:rPr>
-      </w:pPr>
-      <w:r>
-        <w:rPr>
-          <w:rFonts w:ascii="Times New Roman" w:hAnsi="Times New Roman" w:cs="Times New Roman"/>
-          <w:sz w:val="28"/>
-          <w:szCs w:val="28"/>
-        </w:rPr>
-        <w:t>def power(p, n):</w:t>
-      </w:r>
-    </w:p>
-    <w:p>
-      <w:pPr>
-        <w:rPr>
-          <w:rFonts w:ascii="Times New Roman" w:hAnsi="Times New Roman" w:cs="Times New Roman"/>
-          <w:sz w:val="28"/>
-          <w:szCs w:val="28"/>
-        </w:rPr>
-      </w:pPr>
-      <w:r>
-        <w:rPr>
-          <w:rFonts w:ascii="Times New Roman" w:hAnsi="Times New Roman" w:cs="Times New Roman"/>
-          <w:sz w:val="28"/>
-          <w:szCs w:val="28"/>
-        </w:rPr>
-        <w:t xml:space="preserve">    if n == 0:</w:t>
-      </w:r>
-    </w:p>
-    <w:p>
-      <w:pPr>
-        <w:rPr>
-          <w:rFonts w:ascii="Times New Roman" w:hAnsi="Times New Roman" w:cs="Times New Roman"/>
-          <w:sz w:val="28"/>
-          <w:szCs w:val="28"/>
-        </w:rPr>
-      </w:pPr>
-      <w:r>
-        <w:rPr>
-          <w:rFonts w:ascii="Times New Roman" w:hAnsi="Times New Roman" w:cs="Times New Roman"/>
-          <w:sz w:val="28"/>
-          <w:szCs w:val="28"/>
-        </w:rPr>
         <w:t xml:space="preserve">        return 1</w:t>
       </w:r>
     </w:p>
@@ -3193,7 +3344,7 @@
             <wp:docPr id="784921922" name="Picture 4">
               <a:extLst xmlns:a="http://schemas.openxmlformats.org/drawingml/2006/main">
                 <a:ext uri="{FF2B5EF4-FFF2-40B4-BE49-F238E27FC236}">
-                  <a16:creationId xmlns:a16="http://schemas.microsoft.com/office/drawing/2014/main" id="{2E40A6D0-A815-41D3-B743-41A006C99D41}"/>
+                  <a16:creationId xmlns:a16="http://schemas.microsoft.com/office/drawing/2014/main" id="{87EA0423-136B-4B34-8DA4-5474D9D7723D}"/>
                 </a:ext>
               </a:extLst>
             </wp:docPr>
@@ -3281,7 +3432,7 @@
             <wp:docPr id="892117868" name="Picture 6">
               <a:extLst xmlns:a="http://schemas.openxmlformats.org/drawingml/2006/main">
                 <a:ext uri="{FF2B5EF4-FFF2-40B4-BE49-F238E27FC236}">
-                  <a16:creationId xmlns:a16="http://schemas.microsoft.com/office/drawing/2014/main" id="{6BD8A27E-7434-4E98-B0E5-1309B59138EF}"/>
+                  <a16:creationId xmlns:a16="http://schemas.microsoft.com/office/drawing/2014/main" id="{6E3260EA-32E8-499F-AEBE-E4E0DDFEED97}"/>
                 </a:ext>
               </a:extLst>
             </wp:docPr>
@@ -3427,7 +3578,6 @@
           <w:sz w:val="28"/>
           <w:szCs w:val="28"/>
         </w:rPr>
-        <w:lastRenderedPageBreak/>
         <w:t>n → Number of years (power/exponent)</w:t>
       </w:r>
       <w:r>
@@ -3541,6 +3691,7 @@
           <w:sz w:val="28"/>
           <w:szCs w:val="28"/>
         </w:rPr>
+        <w:lastRenderedPageBreak/>
         <w:t>elif n &gt; 0:</w:t>
       </w:r>
     </w:p>
@@ -4339,7 +4490,6 @@
                 <w:sz w:val="32"/>
                 <w:szCs w:val="32"/>
               </w:rPr>
-              <w:lastRenderedPageBreak/>
               <w:t xml:space="preserve">              </w:t>
             </w:r>
             <w:r>
@@ -4484,6 +4634,7 @@
           <w:lang w:eastAsia="en-IN"/>
           <w14:ligatures w14:val="none"/>
         </w:rPr>
+        <w:lastRenderedPageBreak/>
         <w:t>AIM</w:t>
       </w:r>
       <w:r>
@@ -4854,7 +5005,7 @@
             <wp:docPr id="735312370" name="Picture 8">
               <a:extLst xmlns:a="http://schemas.openxmlformats.org/drawingml/2006/main">
                 <a:ext uri="{FF2B5EF4-FFF2-40B4-BE49-F238E27FC236}">
-                  <a16:creationId xmlns:a16="http://schemas.microsoft.com/office/drawing/2014/main" id="{5AD3DAA5-3118-47FC-8DCC-61BD67662E8F}"/>
+                  <a16:creationId xmlns:a16="http://schemas.microsoft.com/office/drawing/2014/main" id="{893069A6-23C1-47B9-8C36-709B070770F9}"/>
                 </a:ext>
               </a:extLst>
             </wp:docPr>
@@ -4935,7 +5086,6 @@
           <w:sz w:val="28"/>
           <w:szCs w:val="28"/>
         </w:rPr>
-        <w:lastRenderedPageBreak/>
         <w:drawing>
           <wp:inline distT="0" distB="0" distL="0" distR="0" wp14:anchorId="4508F26C" wp14:editId="122112B0">
             <wp:extent cx="5731510" cy="538480"/>
@@ -4943,7 +5093,7 @@
             <wp:docPr id="527546551" name="Picture 10">
               <a:extLst xmlns:a="http://schemas.openxmlformats.org/drawingml/2006/main">
                 <a:ext uri="{FF2B5EF4-FFF2-40B4-BE49-F238E27FC236}">
-                  <a16:creationId xmlns:a16="http://schemas.microsoft.com/office/drawing/2014/main" id="{5C5FD370-E722-4BA8-AAB2-106DDFA94BD8}"/>
+                  <a16:creationId xmlns:a16="http://schemas.microsoft.com/office/drawing/2014/main" id="{A0A81E9F-FBB9-4141-BF08-4C74E89D736B}"/>
                 </a:ext>
               </a:extLst>
             </wp:docPr>
@@ -5034,6 +5184,7 @@
           <w:szCs w:val="32"/>
           <w:u w:val="single"/>
         </w:rPr>
+        <w:lastRenderedPageBreak/>
         <w:t>Explanation</w:t>
       </w:r>
       <w:r>
@@ -5650,7 +5801,6 @@
                 <w:sz w:val="28"/>
                 <w:szCs w:val="28"/>
               </w:rPr>
-              <w:lastRenderedPageBreak/>
               <w:t>Syntax.</w:t>
             </w:r>
           </w:p>
@@ -5673,7 +5823,6 @@
                 <w:sz w:val="28"/>
                 <w:szCs w:val="28"/>
               </w:rPr>
-              <w:lastRenderedPageBreak/>
               <w:t>Missing brackets.</w:t>
             </w:r>
           </w:p>
@@ -5795,6 +5944,7 @@
           <w:szCs w:val="32"/>
           <w:u w:val="single"/>
         </w:rPr>
+        <w:lastRenderedPageBreak/>
         <w:t>AIM</w:t>
       </w:r>
       <w:r>
@@ -6140,7 +6290,7 @@
             <wp:docPr id="1780432954" name="Picture 12">
               <a:extLst xmlns:a="http://schemas.openxmlformats.org/drawingml/2006/main">
                 <a:ext uri="{FF2B5EF4-FFF2-40B4-BE49-F238E27FC236}">
-                  <a16:creationId xmlns:a16="http://schemas.microsoft.com/office/drawing/2014/main" id="{E1EE9349-6C2D-4B12-99FF-EA0105A259C3}"/>
+                  <a16:creationId xmlns:a16="http://schemas.microsoft.com/office/drawing/2014/main" id="{A12D9CDC-FFE4-4869-885D-93025F213050}"/>
                 </a:ext>
               </a:extLst>
             </wp:docPr>
@@ -6221,7 +6371,6 @@
           <w:sz w:val="28"/>
           <w:szCs w:val="28"/>
         </w:rPr>
-        <w:lastRenderedPageBreak/>
         <w:drawing>
           <wp:inline distT="0" distB="0" distL="0" distR="0" wp14:anchorId="2F9BF6DA" wp14:editId="232A45A5">
             <wp:extent cx="5731510" cy="590550"/>
@@ -6229,7 +6378,7 @@
             <wp:docPr id="59160576" name="Picture 14">
               <a:extLst xmlns:a="http://schemas.openxmlformats.org/drawingml/2006/main">
                 <a:ext uri="{FF2B5EF4-FFF2-40B4-BE49-F238E27FC236}">
-                  <a16:creationId xmlns:a16="http://schemas.microsoft.com/office/drawing/2014/main" id="{3A96601F-33B4-46F1-A6D2-7D462EDEEB85}"/>
+                  <a16:creationId xmlns:a16="http://schemas.microsoft.com/office/drawing/2014/main" id="{650787CD-76B6-46BD-BE74-722507A3F088}"/>
                 </a:ext>
               </a:extLst>
             </wp:docPr>
@@ -6320,6 +6469,7 @@
           <w:szCs w:val="32"/>
           <w:u w:val="single"/>
         </w:rPr>
+        <w:lastRenderedPageBreak/>
         <w:t>Explanation</w:t>
       </w:r>
       <w:r>
@@ -6958,7 +7108,6 @@
           <w:sz w:val="28"/>
           <w:szCs w:val="28"/>
         </w:rPr>
-        <w:lastRenderedPageBreak/>
         <w:t xml:space="preserve">        print(fibonacci(i), end=" ")</w:t>
       </w:r>
     </w:p>
@@ -7027,7 +7176,7 @@
             <wp:docPr id="744051258" name="Picture 16">
               <a:extLst xmlns:a="http://schemas.openxmlformats.org/drawingml/2006/main">
                 <a:ext uri="{FF2B5EF4-FFF2-40B4-BE49-F238E27FC236}">
-                  <a16:creationId xmlns:a16="http://schemas.microsoft.com/office/drawing/2014/main" id="{8AB24035-6372-413D-AB3B-604A99F18611}"/>
+                  <a16:creationId xmlns:a16="http://schemas.microsoft.com/office/drawing/2014/main" id="{065D5C14-8A69-402A-B9BC-256A35A49D7A}"/>
                 </a:ext>
               </a:extLst>
             </wp:docPr>
@@ -7099,6 +7248,7 @@
           <w:sz w:val="28"/>
           <w:szCs w:val="28"/>
         </w:rPr>
+        <w:lastRenderedPageBreak/>
         <w:t>Negative Case:</w:t>
       </w:r>
     </w:p>
@@ -7124,7 +7274,7 @@
             <wp:docPr id="1817418814" name="Picture 18">
               <a:extLst xmlns:a="http://schemas.openxmlformats.org/drawingml/2006/main">
                 <a:ext uri="{FF2B5EF4-FFF2-40B4-BE49-F238E27FC236}">
-                  <a16:creationId xmlns:a16="http://schemas.microsoft.com/office/drawing/2014/main" id="{4D34C3F7-A7EC-4345-B3B2-6FCEDA73AD49}"/>
+                  <a16:creationId xmlns:a16="http://schemas.microsoft.com/office/drawing/2014/main" id="{9E5DCA38-9FDD-49D9-9985-6674D0F586EF}"/>
                 </a:ext>
               </a:extLst>
             </wp:docPr>
@@ -7777,6 +7927,7 @@
                 <w:sz w:val="28"/>
                 <w:szCs w:val="28"/>
               </w:rPr>
+              <w:lastRenderedPageBreak/>
               <w:t>PROGRAM</w:t>
             </w:r>
           </w:p>
@@ -9219,16 +9370,7 @@
                       <w:sz w:val="28"/>
                       <w:szCs w:val="28"/>
                     </w:rPr>
-                    <w:t xml:space="preserve">Each function call creates two more recursive calls, leading to exponential time. The recursion </w:t>
-                  </w:r>
-                  <w:r>
-                    <w:rPr>
-                      <w:rFonts w:ascii="Times New Roman" w:hAnsi="Times New Roman" w:cs="Times New Roman"/>
-                      <w:sz w:val="28"/>
-                      <w:szCs w:val="28"/>
-                    </w:rPr>
-                    <w:lastRenderedPageBreak/>
-                    <w:t xml:space="preserve">stack reaches depth </w:t>
+                    <w:t xml:space="preserve">Each function call creates two more recursive calls, leading to exponential time. The recursion stack reaches depth </w:t>
                   </w:r>
                   <w:r>
                     <w:rPr>
@@ -9326,6 +9468,7 @@
           <w:sz w:val="40"/>
           <w:szCs w:val="40"/>
         </w:rPr>
+        <w:lastRenderedPageBreak/>
         <w:t xml:space="preserve">                                 </w:t>
       </w:r>
       <w:r>
@@ -9685,7 +9828,7 @@
             <wp:docPr id="480358887" name="Picture 2">
               <a:extLst xmlns:a="http://schemas.openxmlformats.org/drawingml/2006/main">
                 <a:ext uri="{FF2B5EF4-FFF2-40B4-BE49-F238E27FC236}">
-                  <a16:creationId xmlns:a16="http://schemas.microsoft.com/office/drawing/2014/main" id="{9C9D472A-6364-4D67-B7EF-B38968106B5D}"/>
+                  <a16:creationId xmlns:a16="http://schemas.microsoft.com/office/drawing/2014/main" id="{1105FCCB-E25C-4117-8A18-C7EAF25D22EC}"/>
                 </a:ext>
               </a:extLst>
             </wp:docPr>
@@ -9748,6 +9891,7 @@
           <w:sz w:val="28"/>
           <w:szCs w:val="28"/>
         </w:rPr>
+        <w:lastRenderedPageBreak/>
         <w:t>Negative Case:</w:t>
       </w:r>
     </w:p>
@@ -9773,7 +9917,7 @@
             <wp:docPr id="297549308" name="Picture 1">
               <a:extLst xmlns:a="http://schemas.openxmlformats.org/drawingml/2006/main">
                 <a:ext uri="{FF2B5EF4-FFF2-40B4-BE49-F238E27FC236}">
-                  <a16:creationId xmlns:a16="http://schemas.microsoft.com/office/drawing/2014/main" id="{B9D62437-1A23-4898-8C2A-A3BD91F58597}"/>
+                  <a16:creationId xmlns:a16="http://schemas.microsoft.com/office/drawing/2014/main" id="{DA20F5C5-274F-40B5-92E3-17B28CBBFAE1}"/>
                 </a:ext>
               </a:extLst>
             </wp:docPr>
@@ -10437,6 +10581,7 @@
         <w:rPr>
           <w:rFonts w:ascii="Times New Roman" w:hAnsi="Times New Roman" w:cs="Times New Roman"/>
         </w:rPr>
+        <w:lastRenderedPageBreak/>
         <w:t xml:space="preserve">            return mid</w:t>
       </w:r>
     </w:p>
@@ -10834,6 +10979,7 @@
         <w:rPr>
           <w:rFonts w:ascii="Times New Roman" w:hAnsi="Times New Roman" w:cs="Times New Roman"/>
         </w:rPr>
+        <w:lastRenderedPageBreak/>
         <w:t xml:space="preserve">    return -1</w:t>
       </w:r>
     </w:p>
@@ -11166,7 +11312,7 @@
             <wp:docPr id="1247442896" name="Picture 1">
               <a:extLst xmlns:a="http://schemas.openxmlformats.org/drawingml/2006/main">
                 <a:ext uri="{FF2B5EF4-FFF2-40B4-BE49-F238E27FC236}">
-                  <a16:creationId xmlns:a16="http://schemas.microsoft.com/office/drawing/2014/main" id="{FD111853-B489-4D47-A42C-25B7033FD52F}"/>
+                  <a16:creationId xmlns:a16="http://schemas.microsoft.com/office/drawing/2014/main" id="{4FE80309-BAA7-4152-B5FE-0A243C9BAFE7}"/>
                 </a:ext>
               </a:extLst>
             </wp:docPr>
@@ -11225,6 +11371,7 @@
           <w:sz w:val="28"/>
           <w:szCs w:val="28"/>
         </w:rPr>
+        <w:lastRenderedPageBreak/>
         <w:t xml:space="preserve">Unsorted </w:t>
       </w:r>
       <w:r>
@@ -11262,7 +11409,7 @@
             <wp:docPr id="804571065" name="Picture 1">
               <a:extLst xmlns:a="http://schemas.openxmlformats.org/drawingml/2006/main">
                 <a:ext uri="{FF2B5EF4-FFF2-40B4-BE49-F238E27FC236}">
-                  <a16:creationId xmlns:a16="http://schemas.microsoft.com/office/drawing/2014/main" id="{821A63FF-AD7C-4AA7-BF8E-FE922AADCFC0}"/>
+                  <a16:creationId xmlns:a16="http://schemas.microsoft.com/office/drawing/2014/main" id="{C5FC38A9-579E-49C5-BF6C-748818A118DD}"/>
                 </a:ext>
               </a:extLst>
             </wp:docPr>
@@ -11871,6 +12018,7 @@
                 <w:sz w:val="28"/>
                 <w:szCs w:val="28"/>
               </w:rPr>
+              <w:lastRenderedPageBreak/>
               <w:t>PROGRAM</w:t>
             </w:r>
           </w:p>
@@ -12948,6 +13096,7 @@
         <w:rPr>
           <w:rFonts w:ascii="Times New Roman" w:hAnsi="Times New Roman" w:cs="Times New Roman"/>
         </w:rPr>
+        <w:lastRenderedPageBreak/>
         <w:t xml:space="preserve">                                                        </w:t>
       </w:r>
       <w:r>
@@ -13238,7 +13387,7 @@
             <wp:docPr id="843575874" name="Picture 1">
               <a:extLst xmlns:a="http://schemas.openxmlformats.org/drawingml/2006/main">
                 <a:ext uri="{FF2B5EF4-FFF2-40B4-BE49-F238E27FC236}">
-                  <a16:creationId xmlns:a16="http://schemas.microsoft.com/office/drawing/2014/main" id="{C8FDB82E-E5FD-45C2-B7DD-B2C6A90AE84D}"/>
+                  <a16:creationId xmlns:a16="http://schemas.microsoft.com/office/drawing/2014/main" id="{D9D39FBD-3982-42EE-9B3D-090930AFD56F}"/>
                 </a:ext>
               </a:extLst>
             </wp:docPr>
@@ -13382,6 +13531,7 @@
           <w:sz w:val="28"/>
           <w:szCs w:val="28"/>
         </w:rPr>
+        <w:lastRenderedPageBreak/>
         <w:t xml:space="preserve">• for i in range(n - 1) – Performs Bubble Sort passes. </w:t>
       </w:r>
     </w:p>
@@ -13917,6 +14067,7 @@
         <w:rPr>
           <w:rFonts w:ascii="Times New Roman" w:hAnsi="Times New Roman" w:cs="Times New Roman"/>
         </w:rPr>
+        <w:lastRenderedPageBreak/>
         <w:t>for i in range(n):</w:t>
       </w:r>
     </w:p>
@@ -14033,7 +14184,7 @@
             <wp:docPr id="799509564" name="Picture 1">
               <a:extLst xmlns:a="http://schemas.openxmlformats.org/drawingml/2006/main">
                 <a:ext uri="{FF2B5EF4-FFF2-40B4-BE49-F238E27FC236}">
-                  <a16:creationId xmlns:a16="http://schemas.microsoft.com/office/drawing/2014/main" id="{3A889661-6962-4308-B421-D3DA514F0690}"/>
+                  <a16:creationId xmlns:a16="http://schemas.microsoft.com/office/drawing/2014/main" id="{D755B0B4-334E-4DBD-95B1-9CF81BAEA27D}"/>
                 </a:ext>
               </a:extLst>
             </wp:docPr>
@@ -14316,6 +14467,7 @@
           <w:szCs w:val="32"/>
           <w:u w:val="single"/>
         </w:rPr>
+        <w:lastRenderedPageBreak/>
         <w:t>ERROR TABLE</w:t>
       </w:r>
       <w:r>
@@ -14903,6 +15055,7 @@
         <w:rPr>
           <w:rFonts w:ascii="Times New Roman" w:hAnsi="Times New Roman" w:cs="Times New Roman"/>
         </w:rPr>
+        <w:lastRenderedPageBreak/>
         <w:t>print(result)</w:t>
       </w:r>
     </w:p>
@@ -14954,7 +15107,7 @@
             <wp:docPr id="1417362288" name="Picture 1">
               <a:extLst xmlns:a="http://schemas.openxmlformats.org/drawingml/2006/main">
                 <a:ext uri="{FF2B5EF4-FFF2-40B4-BE49-F238E27FC236}">
-                  <a16:creationId xmlns:a16="http://schemas.microsoft.com/office/drawing/2014/main" id="{84901B2E-63F3-4EB8-A03C-EC70D9FB9634}"/>
+                  <a16:creationId xmlns:a16="http://schemas.microsoft.com/office/drawing/2014/main" id="{30563A89-4655-4D2F-8C37-39A35BC85662}"/>
                 </a:ext>
               </a:extLst>
             </wp:docPr>
@@ -15514,6 +15667,7 @@
           <w:szCs w:val="32"/>
           <w:u w:val="single"/>
         </w:rPr>
+        <w:lastRenderedPageBreak/>
         <w:t xml:space="preserve"> AIM</w:t>
       </w:r>
       <w:r>
@@ -15924,6 +16078,7 @@
         <w:rPr>
           <w:rFonts w:ascii="Times New Roman" w:hAnsi="Times New Roman" w:cs="Times New Roman"/>
         </w:rPr>
+        <w:lastRenderedPageBreak/>
         <w:t>print("Enter the elements:")</w:t>
       </w:r>
     </w:p>
@@ -16053,7 +16208,7 @@
             <wp:docPr id="1692406848" name="Picture 1">
               <a:extLst xmlns:a="http://schemas.openxmlformats.org/drawingml/2006/main">
                 <a:ext uri="{FF2B5EF4-FFF2-40B4-BE49-F238E27FC236}">
-                  <a16:creationId xmlns:a16="http://schemas.microsoft.com/office/drawing/2014/main" id="{11FA6448-67DB-4545-83DF-AE5DA6AA6F4C}"/>
+                  <a16:creationId xmlns:a16="http://schemas.microsoft.com/office/drawing/2014/main" id="{860661E3-20E1-4271-8A19-ED6A29A1D76F}"/>
                 </a:ext>
               </a:extLst>
             </wp:docPr>
@@ -16552,6 +16707,7 @@
           <w:szCs w:val="32"/>
           <w:u w:val="single"/>
         </w:rPr>
+        <w:lastRenderedPageBreak/>
         <w:t xml:space="preserve"> AIM</w:t>
       </w:r>
       <w:r>
@@ -16913,7 +17069,7 @@
             <wp:docPr id="624758753" name="Picture 1">
               <a:extLst xmlns:a="http://schemas.openxmlformats.org/drawingml/2006/main">
                 <a:ext uri="{FF2B5EF4-FFF2-40B4-BE49-F238E27FC236}">
-                  <a16:creationId xmlns:a16="http://schemas.microsoft.com/office/drawing/2014/main" id="{C22655FE-56FD-48FC-9724-52B9FDC64D96}"/>
+                  <a16:creationId xmlns:a16="http://schemas.microsoft.com/office/drawing/2014/main" id="{602A6C52-48D0-43FD-AE14-BBB65179DE5A}"/>
                 </a:ext>
               </a:extLst>
             </wp:docPr>
@@ -16982,6 +17138,7 @@
           <w:szCs w:val="32"/>
           <w:u w:val="single"/>
         </w:rPr>
+        <w:lastRenderedPageBreak/>
         <w:t>Explanation</w:t>
       </w:r>
       <w:r>
@@ -17554,6 +17711,7 @@
           <w:sz w:val="32"/>
           <w:szCs w:val="32"/>
         </w:rPr>
+        <w:lastRenderedPageBreak/>
         <w:t xml:space="preserve">                            </w:t>
       </w:r>
       <w:r>
@@ -17688,7 +17846,7 @@
             <wp:docPr id="957370651" name="Picture 1">
               <a:extLst xmlns:a="http://schemas.openxmlformats.org/drawingml/2006/main">
                 <a:ext uri="{FF2B5EF4-FFF2-40B4-BE49-F238E27FC236}">
-                  <a16:creationId xmlns:a16="http://schemas.microsoft.com/office/drawing/2014/main" id="{74ADD2CA-8EE2-43CD-9BBB-66E50324AA00}"/>
+                  <a16:creationId xmlns:a16="http://schemas.microsoft.com/office/drawing/2014/main" id="{DA565C25-630F-419E-9E28-32C81AFDE261}"/>
                 </a:ext>
               </a:extLst>
             </wp:docPr>
@@ -17737,7 +17895,7 @@
             <wp:docPr id="1572802826" name="Picture 1">
               <a:extLst xmlns:a="http://schemas.openxmlformats.org/drawingml/2006/main">
                 <a:ext uri="{FF2B5EF4-FFF2-40B4-BE49-F238E27FC236}">
-                  <a16:creationId xmlns:a16="http://schemas.microsoft.com/office/drawing/2014/main" id="{46B8451A-6D83-458D-A2A8-9F7B45BF0189}"/>
+                  <a16:creationId xmlns:a16="http://schemas.microsoft.com/office/drawing/2014/main" id="{291CB295-05EE-4E7D-8CFA-8FF160D40BBA}"/>
                 </a:ext>
               </a:extLst>
             </wp:docPr>
@@ -17788,6 +17946,7 @@
           <w:sz w:val="28"/>
           <w:szCs w:val="28"/>
         </w:rPr>
+        <w:lastRenderedPageBreak/>
         <w:drawing>
           <wp:inline distT="0" distB="0" distL="0" distR="0" wp14:anchorId="442E3E66" wp14:editId="3D1C9BB5">
             <wp:extent cx="3200677" cy="3033023"/>
@@ -17795,7 +17954,7 @@
             <wp:docPr id="1161377460" name="Picture 1">
               <a:extLst xmlns:a="http://schemas.openxmlformats.org/drawingml/2006/main">
                 <a:ext uri="{FF2B5EF4-FFF2-40B4-BE49-F238E27FC236}">
-                  <a16:creationId xmlns:a16="http://schemas.microsoft.com/office/drawing/2014/main" id="{B597A8AB-E385-45C5-B74B-44768C6A18B5}"/>
+                  <a16:creationId xmlns:a16="http://schemas.microsoft.com/office/drawing/2014/main" id="{D2631A27-62C3-43B0-AB24-F9C694762118}"/>
                 </a:ext>
               </a:extLst>
             </wp:docPr>
@@ -17844,7 +18003,7 @@
             <wp:docPr id="919277903" name="Picture 1">
               <a:extLst xmlns:a="http://schemas.openxmlformats.org/drawingml/2006/main">
                 <a:ext uri="{FF2B5EF4-FFF2-40B4-BE49-F238E27FC236}">
-                  <a16:creationId xmlns:a16="http://schemas.microsoft.com/office/drawing/2014/main" id="{45680DC5-9DBC-433A-B492-D09BCE7ECAF2}"/>
+                  <a16:creationId xmlns:a16="http://schemas.microsoft.com/office/drawing/2014/main" id="{E0285CAD-4CA1-4033-B399-F80D2042C15C}"/>
                 </a:ext>
               </a:extLst>
             </wp:docPr>
@@ -17895,6 +18054,7 @@
           <w:szCs w:val="28"/>
           <w:u w:val="single"/>
         </w:rPr>
+        <w:lastRenderedPageBreak/>
         <w:t>Output</w:t>
       </w:r>
       <w:r>
@@ -17928,7 +18088,7 @@
             <wp:docPr id="1636912669" name="Picture 2">
               <a:extLst xmlns:a="http://schemas.openxmlformats.org/drawingml/2006/main">
                 <a:ext uri="{FF2B5EF4-FFF2-40B4-BE49-F238E27FC236}">
-                  <a16:creationId xmlns:a16="http://schemas.microsoft.com/office/drawing/2014/main" id="{3A0F007F-0E60-4E28-B131-613A11020715}"/>
+                  <a16:creationId xmlns:a16="http://schemas.microsoft.com/office/drawing/2014/main" id="{CFBEE78A-852E-4F4A-887F-832D2887ED53}"/>
                 </a:ext>
               </a:extLst>
             </wp:docPr>
@@ -17999,7 +18159,7 @@
             <wp:docPr id="1789514298" name="Picture 4">
               <a:extLst xmlns:a="http://schemas.openxmlformats.org/drawingml/2006/main">
                 <a:ext uri="{FF2B5EF4-FFF2-40B4-BE49-F238E27FC236}">
-                  <a16:creationId xmlns:a16="http://schemas.microsoft.com/office/drawing/2014/main" id="{71E83B1C-2758-49B6-A77A-616F65562D68}"/>
+                  <a16:creationId xmlns:a16="http://schemas.microsoft.com/office/drawing/2014/main" id="{58C019CE-1A59-4A2F-A2C1-F3375985F243}"/>
                 </a:ext>
               </a:extLst>
             </wp:docPr>
@@ -18072,6 +18232,7 @@
           <w:sz w:val="28"/>
           <w:szCs w:val="28"/>
         </w:rPr>
+        <w:lastRenderedPageBreak/>
         <w:drawing>
           <wp:inline distT="0" distB="0" distL="0" distR="0" wp14:anchorId="7FF5C139" wp14:editId="73E0BA33">
             <wp:extent cx="5600700" cy="7002780"/>
@@ -18079,7 +18240,7 @@
             <wp:docPr id="257814713" name="Picture 6">
               <a:extLst xmlns:a="http://schemas.openxmlformats.org/drawingml/2006/main">
                 <a:ext uri="{FF2B5EF4-FFF2-40B4-BE49-F238E27FC236}">
-                  <a16:creationId xmlns:a16="http://schemas.microsoft.com/office/drawing/2014/main" id="{E2D85C5A-E2E1-4B9F-AE4F-A7725E4BD36F}"/>
+                  <a16:creationId xmlns:a16="http://schemas.microsoft.com/office/drawing/2014/main" id="{6C7E5320-E4DB-418A-976E-F3013FCFC018}"/>
                 </a:ext>
               </a:extLst>
             </wp:docPr>
@@ -18188,6 +18349,7 @@
           <w:szCs w:val="28"/>
           <w:u w:val="single"/>
         </w:rPr>
+        <w:lastRenderedPageBreak/>
         <w:t>Explanation</w:t>
       </w:r>
       <w:r>
@@ -18827,6 +18989,7 @@
                 <w:sz w:val="28"/>
                 <w:szCs w:val="28"/>
               </w:rPr>
+              <w:lastRenderedPageBreak/>
               <w:t>PROGRAM</w:t>
             </w:r>
           </w:p>
@@ -20740,6 +20903,7 @@
           <w:sz w:val="28"/>
           <w:szCs w:val="28"/>
         </w:rPr>
+        <w:lastRenderedPageBreak/>
         <w:t xml:space="preserve">AIM: </w:t>
       </w:r>
       <w:r>
@@ -20828,7 +20992,13 @@
           <wp:inline distT="0" distB="0" distL="0" distR="0" wp14:anchorId="62CA8CF6" wp14:editId="478F638E">
             <wp:extent cx="3261360" cy="3335867"/>
             <wp:effectExtent l="0" t="0" r="0" b="0"/>
-            <wp:docPr id="320656179" name="Picture 1"/>
+            <wp:docPr id="320656179" name="Picture 1">
+              <a:extLst xmlns:a="http://schemas.openxmlformats.org/drawingml/2006/main">
+                <a:ext uri="{FF2B5EF4-FFF2-40B4-BE49-F238E27FC236}">
+                  <a16:creationId xmlns:a16="http://schemas.microsoft.com/office/drawing/2014/main" id="{F166F6BB-63A4-4277-96DA-3634FD8FE55B}"/>
+                </a:ext>
+              </a:extLst>
+            </wp:docPr>
             <wp:cNvGraphicFramePr>
               <a:graphicFrameLocks xmlns:a="http://schemas.openxmlformats.org/drawingml/2006/main" noChangeAspect="1"/>
             </wp:cNvGraphicFramePr>
@@ -20880,7 +21050,13 @@
           <wp:inline distT="0" distB="0" distL="0" distR="0" wp14:anchorId="1BE37B2F" wp14:editId="00F98BD3">
             <wp:extent cx="3711262" cy="4389500"/>
             <wp:effectExtent l="0" t="0" r="3810" b="0"/>
-            <wp:docPr id="2048304721" name="Picture 1"/>
+            <wp:docPr id="2048304721" name="Picture 1">
+              <a:extLst xmlns:a="http://schemas.openxmlformats.org/drawingml/2006/main">
+                <a:ext uri="{FF2B5EF4-FFF2-40B4-BE49-F238E27FC236}">
+                  <a16:creationId xmlns:a16="http://schemas.microsoft.com/office/drawing/2014/main" id="{D1A2560F-99EB-447B-BDCA-7C840A3CF5E6}"/>
+                </a:ext>
+              </a:extLst>
+            </wp:docPr>
             <wp:cNvGraphicFramePr>
               <a:graphicFrameLocks xmlns:a="http://schemas.openxmlformats.org/drawingml/2006/main" noChangeAspect="1"/>
             </wp:cNvGraphicFramePr>
@@ -20928,11 +21104,18 @@
           <w:sz w:val="32"/>
           <w:szCs w:val="32"/>
         </w:rPr>
+        <w:lastRenderedPageBreak/>
         <w:drawing>
           <wp:inline distT="0" distB="0" distL="0" distR="0" wp14:anchorId="1F61EF5F" wp14:editId="0B28CAC9">
             <wp:extent cx="3505504" cy="5121084"/>
             <wp:effectExtent l="0" t="0" r="0" b="3810"/>
-            <wp:docPr id="1368943583" name="Picture 1"/>
+            <wp:docPr id="1368943583" name="Picture 1">
+              <a:extLst xmlns:a="http://schemas.openxmlformats.org/drawingml/2006/main">
+                <a:ext uri="{FF2B5EF4-FFF2-40B4-BE49-F238E27FC236}">
+                  <a16:creationId xmlns:a16="http://schemas.microsoft.com/office/drawing/2014/main" id="{2BAE63D8-13F4-4B7E-8402-51CAB25B7239}"/>
+                </a:ext>
+              </a:extLst>
+            </wp:docPr>
             <wp:cNvGraphicFramePr>
               <a:graphicFrameLocks xmlns:a="http://schemas.openxmlformats.org/drawingml/2006/main" noChangeAspect="1"/>
             </wp:cNvGraphicFramePr>
@@ -20984,7 +21167,13 @@
           <wp:inline distT="0" distB="0" distL="0" distR="0" wp14:anchorId="1B3C4712" wp14:editId="727F3655">
             <wp:extent cx="3055885" cy="3086367"/>
             <wp:effectExtent l="0" t="0" r="0" b="0"/>
-            <wp:docPr id="2058452682" name="Picture 1"/>
+            <wp:docPr id="2058452682" name="Picture 1">
+              <a:extLst xmlns:a="http://schemas.openxmlformats.org/drawingml/2006/main">
+                <a:ext uri="{FF2B5EF4-FFF2-40B4-BE49-F238E27FC236}">
+                  <a16:creationId xmlns:a16="http://schemas.microsoft.com/office/drawing/2014/main" id="{37FDC1C4-8010-4F8E-926B-2D90108E99E9}"/>
+                </a:ext>
+              </a:extLst>
+            </wp:docPr>
             <wp:cNvGraphicFramePr>
               <a:graphicFrameLocks xmlns:a="http://schemas.openxmlformats.org/drawingml/2006/main" noChangeAspect="1"/>
             </wp:cNvGraphicFramePr>
@@ -21041,11 +21230,18 @@
           <w:sz w:val="32"/>
           <w:szCs w:val="32"/>
         </w:rPr>
+        <w:lastRenderedPageBreak/>
         <w:drawing>
           <wp:inline distT="0" distB="0" distL="0" distR="0" wp14:anchorId="0816EC96" wp14:editId="727EEE63">
             <wp:extent cx="3337849" cy="5639289"/>
             <wp:effectExtent l="0" t="0" r="0" b="0"/>
-            <wp:docPr id="466310636" name="Picture 1"/>
+            <wp:docPr id="466310636" name="Picture 1">
+              <a:extLst xmlns:a="http://schemas.openxmlformats.org/drawingml/2006/main">
+                <a:ext uri="{FF2B5EF4-FFF2-40B4-BE49-F238E27FC236}">
+                  <a16:creationId xmlns:a16="http://schemas.microsoft.com/office/drawing/2014/main" id="{3B3DCDA2-F3A4-4208-8F28-C8E75A6713FC}"/>
+                </a:ext>
+              </a:extLst>
+            </wp:docPr>
             <wp:cNvGraphicFramePr>
               <a:graphicFrameLocks xmlns:a="http://schemas.openxmlformats.org/drawingml/2006/main" noChangeAspect="1"/>
             </wp:cNvGraphicFramePr>
@@ -21140,7 +21336,13 @@
           <wp:inline distT="0" distB="0" distL="0" distR="0" wp14:anchorId="6561A08B" wp14:editId="6D58E6D6">
             <wp:extent cx="4968671" cy="1767993"/>
             <wp:effectExtent l="0" t="0" r="3810" b="3810"/>
-            <wp:docPr id="1892560331" name="Picture 1"/>
+            <wp:docPr id="1892560331" name="Picture 1">
+              <a:extLst xmlns:a="http://schemas.openxmlformats.org/drawingml/2006/main">
+                <a:ext uri="{FF2B5EF4-FFF2-40B4-BE49-F238E27FC236}">
+                  <a16:creationId xmlns:a16="http://schemas.microsoft.com/office/drawing/2014/main" id="{15C467C5-8E53-49E7-B5E5-DD86641D386B}"/>
+                </a:ext>
+              </a:extLst>
+            </wp:docPr>
             <wp:cNvGraphicFramePr>
               <a:graphicFrameLocks xmlns:a="http://schemas.openxmlformats.org/drawingml/2006/main" noChangeAspect="1"/>
             </wp:cNvGraphicFramePr>
@@ -21210,7 +21412,13 @@
           <wp:inline distT="0" distB="0" distL="0" distR="0" wp14:anchorId="1A4876FA" wp14:editId="69091482">
             <wp:extent cx="2728196" cy="3086367"/>
             <wp:effectExtent l="0" t="0" r="0" b="0"/>
-            <wp:docPr id="521498131" name="Picture 1"/>
+            <wp:docPr id="521498131" name="Picture 1">
+              <a:extLst xmlns:a="http://schemas.openxmlformats.org/drawingml/2006/main">
+                <a:ext uri="{FF2B5EF4-FFF2-40B4-BE49-F238E27FC236}">
+                  <a16:creationId xmlns:a16="http://schemas.microsoft.com/office/drawing/2014/main" id="{AF12D823-7C1A-46B1-9C8E-A4CC918674BC}"/>
+                </a:ext>
+              </a:extLst>
+            </wp:docPr>
             <wp:cNvGraphicFramePr>
               <a:graphicFrameLocks xmlns:a="http://schemas.openxmlformats.org/drawingml/2006/main" noChangeAspect="1"/>
             </wp:cNvGraphicFramePr>
@@ -21262,7 +21470,13 @@
           <wp:inline distT="0" distB="0" distL="0" distR="0" wp14:anchorId="76D8186C" wp14:editId="5B2DE410">
             <wp:extent cx="3215919" cy="4884843"/>
             <wp:effectExtent l="0" t="0" r="3810" b="0"/>
-            <wp:docPr id="1434176116" name="Picture 1"/>
+            <wp:docPr id="1434176116" name="Picture 1">
+              <a:extLst xmlns:a="http://schemas.openxmlformats.org/drawingml/2006/main">
+                <a:ext uri="{FF2B5EF4-FFF2-40B4-BE49-F238E27FC236}">
+                  <a16:creationId xmlns:a16="http://schemas.microsoft.com/office/drawing/2014/main" id="{2023CF1E-F460-4E1B-984A-E8E754D04A37}"/>
+                </a:ext>
+              </a:extLst>
+            </wp:docPr>
             <wp:cNvGraphicFramePr>
               <a:graphicFrameLocks xmlns:a="http://schemas.openxmlformats.org/drawingml/2006/main" noChangeAspect="1"/>
             </wp:cNvGraphicFramePr>
@@ -21319,11 +21533,18 @@
           <w:sz w:val="32"/>
           <w:szCs w:val="32"/>
         </w:rPr>
+        <w:lastRenderedPageBreak/>
         <w:drawing>
           <wp:inline distT="0" distB="0" distL="0" distR="0" wp14:anchorId="051FDDD0" wp14:editId="328D35FA">
             <wp:extent cx="1905165" cy="1539373"/>
             <wp:effectExtent l="0" t="0" r="0" b="3810"/>
-            <wp:docPr id="219464416" name="Picture 1"/>
+            <wp:docPr id="219464416" name="Picture 1">
+              <a:extLst xmlns:a="http://schemas.openxmlformats.org/drawingml/2006/main">
+                <a:ext uri="{FF2B5EF4-FFF2-40B4-BE49-F238E27FC236}">
+                  <a16:creationId xmlns:a16="http://schemas.microsoft.com/office/drawing/2014/main" id="{70D01DEE-FF13-400C-BC77-165189C4AEE1}"/>
+                </a:ext>
+              </a:extLst>
+            </wp:docPr>
             <wp:cNvGraphicFramePr>
               <a:graphicFrameLocks xmlns:a="http://schemas.openxmlformats.org/drawingml/2006/main" noChangeAspect="1"/>
             </wp:cNvGraphicFramePr>
@@ -22105,6 +22326,7 @@
                 <w:sz w:val="28"/>
                 <w:szCs w:val="28"/>
               </w:rPr>
+              <w:lastRenderedPageBreak/>
               <w:t>PROGRAM</w:t>
             </w:r>
           </w:p>
@@ -23989,6 +24211,7 @@
           <w:sz w:val="28"/>
           <w:szCs w:val="28"/>
         </w:rPr>
+        <w:lastRenderedPageBreak/>
         <w:t xml:space="preserve">AIM: </w:t>
       </w:r>
       <w:r>
@@ -24077,7 +24300,13 @@
           <wp:inline distT="0" distB="0" distL="0" distR="0" wp14:anchorId="6B30FD16" wp14:editId="5D85CF6F">
             <wp:extent cx="3284220" cy="4953000"/>
             <wp:effectExtent l="0" t="0" r="0" b="0"/>
-            <wp:docPr id="848191549" name="Picture 1"/>
+            <wp:docPr id="848191549" name="Picture 1">
+              <a:extLst xmlns:a="http://schemas.openxmlformats.org/drawingml/2006/main">
+                <a:ext uri="{FF2B5EF4-FFF2-40B4-BE49-F238E27FC236}">
+                  <a16:creationId xmlns:a16="http://schemas.microsoft.com/office/drawing/2014/main" id="{5F61C962-0F1D-47B6-B5FA-EFF614C4313C}"/>
+                </a:ext>
+              </a:extLst>
+            </wp:docPr>
             <wp:cNvGraphicFramePr>
               <a:graphicFrameLocks xmlns:a="http://schemas.openxmlformats.org/drawingml/2006/main" noChangeAspect="1"/>
             </wp:cNvGraphicFramePr>
@@ -24129,7 +24358,13 @@
           <wp:inline distT="0" distB="0" distL="0" distR="0" wp14:anchorId="6A25FFA3" wp14:editId="4ECCFB70">
             <wp:extent cx="3909399" cy="2606266"/>
             <wp:effectExtent l="0" t="0" r="0" b="3810"/>
-            <wp:docPr id="773803043" name="Picture 1"/>
+            <wp:docPr id="773803043" name="Picture 1">
+              <a:extLst xmlns:a="http://schemas.openxmlformats.org/drawingml/2006/main">
+                <a:ext uri="{FF2B5EF4-FFF2-40B4-BE49-F238E27FC236}">
+                  <a16:creationId xmlns:a16="http://schemas.microsoft.com/office/drawing/2014/main" id="{CE40138F-D901-470E-B989-32E3A91698E9}"/>
+                </a:ext>
+              </a:extLst>
+            </wp:docPr>
             <wp:cNvGraphicFramePr>
               <a:graphicFrameLocks xmlns:a="http://schemas.openxmlformats.org/drawingml/2006/main" noChangeAspect="1"/>
             </wp:cNvGraphicFramePr>
@@ -24177,11 +24412,18 @@
           <w:sz w:val="32"/>
           <w:szCs w:val="32"/>
         </w:rPr>
+        <w:lastRenderedPageBreak/>
         <w:drawing>
           <wp:inline distT="0" distB="0" distL="0" distR="0" wp14:anchorId="06604B29" wp14:editId="582172D5">
             <wp:extent cx="3017520" cy="3649133"/>
             <wp:effectExtent l="0" t="0" r="0" b="8890"/>
-            <wp:docPr id="718852893" name="Picture 1"/>
+            <wp:docPr id="718852893" name="Picture 1">
+              <a:extLst xmlns:a="http://schemas.openxmlformats.org/drawingml/2006/main">
+                <a:ext uri="{FF2B5EF4-FFF2-40B4-BE49-F238E27FC236}">
+                  <a16:creationId xmlns:a16="http://schemas.microsoft.com/office/drawing/2014/main" id="{65B3EF5D-8D1A-41D0-BC2A-C225A18E2D15}"/>
+                </a:ext>
+              </a:extLst>
+            </wp:docPr>
             <wp:cNvGraphicFramePr>
               <a:graphicFrameLocks xmlns:a="http://schemas.openxmlformats.org/drawingml/2006/main" noChangeAspect="1"/>
             </wp:cNvGraphicFramePr>
@@ -24233,7 +24475,13 @@
           <wp:inline distT="0" distB="0" distL="0" distR="0" wp14:anchorId="6A9A4383" wp14:editId="3B1CE683">
             <wp:extent cx="3627434" cy="4953429"/>
             <wp:effectExtent l="0" t="0" r="0" b="0"/>
-            <wp:docPr id="2113090252" name="Picture 1"/>
+            <wp:docPr id="2113090252" name="Picture 1">
+              <a:extLst xmlns:a="http://schemas.openxmlformats.org/drawingml/2006/main">
+                <a:ext uri="{FF2B5EF4-FFF2-40B4-BE49-F238E27FC236}">
+                  <a16:creationId xmlns:a16="http://schemas.microsoft.com/office/drawing/2014/main" id="{230E9B17-5F35-416A-8221-211A6EB90C8A}"/>
+                </a:ext>
+              </a:extLst>
+            </wp:docPr>
             <wp:cNvGraphicFramePr>
               <a:graphicFrameLocks xmlns:a="http://schemas.openxmlformats.org/drawingml/2006/main" noChangeAspect="1"/>
             </wp:cNvGraphicFramePr>
@@ -24281,11 +24529,18 @@
           <w:sz w:val="32"/>
           <w:szCs w:val="32"/>
         </w:rPr>
+        <w:lastRenderedPageBreak/>
         <w:drawing>
           <wp:inline distT="0" distB="0" distL="0" distR="0" wp14:anchorId="0085AF5C" wp14:editId="23A50C61">
             <wp:extent cx="2903472" cy="2415749"/>
             <wp:effectExtent l="0" t="0" r="0" b="3810"/>
-            <wp:docPr id="2013982194" name="Picture 1"/>
+            <wp:docPr id="2013982194" name="Picture 1">
+              <a:extLst xmlns:a="http://schemas.openxmlformats.org/drawingml/2006/main">
+                <a:ext uri="{FF2B5EF4-FFF2-40B4-BE49-F238E27FC236}">
+                  <a16:creationId xmlns:a16="http://schemas.microsoft.com/office/drawing/2014/main" id="{1B79FF15-F65C-407F-8A71-EC987D254B8D}"/>
+                </a:ext>
+              </a:extLst>
+            </wp:docPr>
             <wp:cNvGraphicFramePr>
               <a:graphicFrameLocks xmlns:a="http://schemas.openxmlformats.org/drawingml/2006/main" noChangeAspect="1"/>
             </wp:cNvGraphicFramePr>
@@ -24337,7 +24592,13 @@
           <wp:inline distT="0" distB="0" distL="0" distR="0" wp14:anchorId="0C1DB72A" wp14:editId="6B087B14">
             <wp:extent cx="3787468" cy="5616427"/>
             <wp:effectExtent l="0" t="0" r="3810" b="3810"/>
-            <wp:docPr id="748190404" name="Picture 1"/>
+            <wp:docPr id="748190404" name="Picture 1">
+              <a:extLst xmlns:a="http://schemas.openxmlformats.org/drawingml/2006/main">
+                <a:ext uri="{FF2B5EF4-FFF2-40B4-BE49-F238E27FC236}">
+                  <a16:creationId xmlns:a16="http://schemas.microsoft.com/office/drawing/2014/main" id="{C6772658-C1E3-44C2-B28B-230B9ECD7259}"/>
+                </a:ext>
+              </a:extLst>
+            </wp:docPr>
             <wp:cNvGraphicFramePr>
               <a:graphicFrameLocks xmlns:a="http://schemas.openxmlformats.org/drawingml/2006/main" noChangeAspect="1"/>
             </wp:cNvGraphicFramePr>
@@ -24394,6 +24655,7 @@
           <w:szCs w:val="32"/>
           <w:u w:val="single"/>
         </w:rPr>
+        <w:lastRenderedPageBreak/>
         <w:t>Output</w:t>
       </w:r>
       <w:r>
@@ -24424,7 +24686,13 @@
           <wp:inline distT="0" distB="0" distL="0" distR="0" wp14:anchorId="020392E8" wp14:editId="5E2773BE">
             <wp:extent cx="5014395" cy="5075360"/>
             <wp:effectExtent l="0" t="0" r="0" b="0"/>
-            <wp:docPr id="371836072" name="Picture 1"/>
+            <wp:docPr id="371836072" name="Picture 1">
+              <a:extLst xmlns:a="http://schemas.openxmlformats.org/drawingml/2006/main">
+                <a:ext uri="{FF2B5EF4-FFF2-40B4-BE49-F238E27FC236}">
+                  <a16:creationId xmlns:a16="http://schemas.microsoft.com/office/drawing/2014/main" id="{1EEA2E8E-15DE-4D7D-A47B-61D5A21C3752}"/>
+                </a:ext>
+              </a:extLst>
+            </wp:docPr>
             <wp:cNvGraphicFramePr>
               <a:graphicFrameLocks xmlns:a="http://schemas.openxmlformats.org/drawingml/2006/main" noChangeAspect="1"/>
             </wp:cNvGraphicFramePr>
@@ -24476,7 +24744,13 @@
           <wp:inline distT="0" distB="0" distL="0" distR="0" wp14:anchorId="5126867A" wp14:editId="4E01E0F1">
             <wp:extent cx="3033023" cy="3124471"/>
             <wp:effectExtent l="0" t="0" r="0" b="0"/>
-            <wp:docPr id="1660081372" name="Picture 1"/>
+            <wp:docPr id="1660081372" name="Picture 1">
+              <a:extLst xmlns:a="http://schemas.openxmlformats.org/drawingml/2006/main">
+                <a:ext uri="{FF2B5EF4-FFF2-40B4-BE49-F238E27FC236}">
+                  <a16:creationId xmlns:a16="http://schemas.microsoft.com/office/drawing/2014/main" id="{DE30022D-CA82-414C-BF7D-0E714D73E9AB}"/>
+                </a:ext>
+              </a:extLst>
+            </wp:docPr>
             <wp:cNvGraphicFramePr>
               <a:graphicFrameLocks xmlns:a="http://schemas.openxmlformats.org/drawingml/2006/main" noChangeAspect="1"/>
             </wp:cNvGraphicFramePr>
@@ -24524,11 +24798,18 @@
           <w:sz w:val="32"/>
           <w:szCs w:val="32"/>
         </w:rPr>
+        <w:lastRenderedPageBreak/>
         <w:drawing>
           <wp:inline distT="0" distB="0" distL="0" distR="0" wp14:anchorId="69F106B9" wp14:editId="5E9BD4AD">
             <wp:extent cx="2895851" cy="4519052"/>
             <wp:effectExtent l="0" t="0" r="0" b="0"/>
-            <wp:docPr id="140659519" name="Picture 1"/>
+            <wp:docPr id="140659519" name="Picture 1">
+              <a:extLst xmlns:a="http://schemas.openxmlformats.org/drawingml/2006/main">
+                <a:ext uri="{FF2B5EF4-FFF2-40B4-BE49-F238E27FC236}">
+                  <a16:creationId xmlns:a16="http://schemas.microsoft.com/office/drawing/2014/main" id="{688E0ECC-8323-45CC-8537-066D2CA7EA20}"/>
+                </a:ext>
+              </a:extLst>
+            </wp:docPr>
             <wp:cNvGraphicFramePr>
               <a:graphicFrameLocks xmlns:a="http://schemas.openxmlformats.org/drawingml/2006/main" noChangeAspect="1"/>
             </wp:cNvGraphicFramePr>
@@ -24897,6 +25178,7 @@
           <w:szCs w:val="32"/>
           <w:u w:val="single"/>
         </w:rPr>
+        <w:lastRenderedPageBreak/>
         <w:t>Error Table</w:t>
       </w:r>
       <w:r>
@@ -27125,6 +27407,1795 @@
         </w:rPr>
       </w:pPr>
     </w:p>
+    <w:p>
+      <w:pPr>
+        <w:rPr>
+          <w:rFonts w:ascii="Times New Roman" w:hAnsi="Times New Roman" w:cs="Times New Roman"/>
+        </w:rPr>
+      </w:pPr>
+    </w:p>
+    <w:p>
+      <w:pPr>
+        <w:rPr>
+          <w:rFonts w:ascii="Times New Roman" w:hAnsi="Times New Roman" w:cs="Times New Roman"/>
+        </w:rPr>
+      </w:pPr>
+    </w:p>
+    <w:p>
+      <w:pPr>
+        <w:rPr>
+          <w:rFonts w:ascii="Times New Roman" w:hAnsi="Times New Roman" w:cs="Times New Roman"/>
+          <w:b/>
+          <w:bCs/>
+          <w:sz w:val="40"/>
+          <w:szCs w:val="40"/>
+        </w:rPr>
+      </w:pPr>
+      <w:r>
+        <w:rPr>
+          <w:rFonts w:ascii="Times New Roman" w:hAnsi="Times New Roman" w:cs="Times New Roman"/>
+          <w:b/>
+          <w:bCs/>
+          <w:sz w:val="40"/>
+          <w:szCs w:val="40"/>
+        </w:rPr>
+        <w:lastRenderedPageBreak/>
+        <w:t xml:space="preserve">                                 WEEK-5</w:t>
+      </w:r>
+    </w:p>
+    <w:p>
+      <w:pPr>
+        <w:rPr>
+          <w:rFonts w:ascii="Times New Roman" w:hAnsi="Times New Roman" w:cs="Times New Roman"/>
+          <w:b/>
+          <w:bCs/>
+          <w:sz w:val="40"/>
+          <w:szCs w:val="40"/>
+        </w:rPr>
+      </w:pPr>
+    </w:p>
+    <w:p>
+      <w:pPr>
+        <w:rPr>
+          <w:rFonts w:ascii="Times New Roman" w:hAnsi="Times New Roman" w:cs="Times New Roman"/>
+          <w:sz w:val="32"/>
+          <w:szCs w:val="32"/>
+        </w:rPr>
+      </w:pPr>
+      <w:r>
+        <w:rPr>
+          <w:rFonts w:ascii="Times New Roman" w:hAnsi="Times New Roman" w:cs="Times New Roman"/>
+          <w:b/>
+          <w:bCs/>
+          <w:sz w:val="32"/>
+          <w:szCs w:val="32"/>
+        </w:rPr>
+        <w:t>AIM:</w:t>
+      </w:r>
+      <w:r>
+        <w:rPr>
+          <w:rFonts w:ascii="Times New Roman" w:hAnsi="Times New Roman" w:cs="Times New Roman"/>
+          <w:sz w:val="28"/>
+          <w:szCs w:val="28"/>
+        </w:rPr>
+        <w:t>5a.</w:t>
+      </w:r>
+      <w:r>
+        <w:rPr>
+          <w:sz w:val="28"/>
+          <w:szCs w:val="28"/>
+        </w:rPr>
+        <w:t xml:space="preserve"> </w:t>
+      </w:r>
+      <w:r>
+        <w:rPr>
+          <w:rFonts w:ascii="Times New Roman" w:hAnsi="Times New Roman" w:cs="Times New Roman"/>
+          <w:sz w:val="28"/>
+          <w:szCs w:val="28"/>
+        </w:rPr>
+        <w:t>Write a python program to implement a stack using an Array, Linked list. Implement the stack operations such as push, pop, peak and also display the stack elements</w:t>
+      </w:r>
+      <w:r>
+        <w:rPr>
+          <w:rFonts w:ascii="Times New Roman" w:hAnsi="Times New Roman" w:cs="Times New Roman"/>
+          <w:sz w:val="28"/>
+          <w:szCs w:val="28"/>
+        </w:rPr>
+        <w:t>.</w:t>
+      </w:r>
+    </w:p>
+    <w:p>
+      <w:pPr>
+        <w:rPr>
+          <w:rFonts w:ascii="Times New Roman" w:hAnsi="Times New Roman" w:cs="Times New Roman"/>
+          <w:sz w:val="32"/>
+          <w:szCs w:val="32"/>
+        </w:rPr>
+      </w:pPr>
+      <w:r>
+        <w:rPr>
+          <w:rFonts w:ascii="Times New Roman" w:hAnsi="Times New Roman" w:cs="Times New Roman"/>
+          <w:sz w:val="32"/>
+          <w:szCs w:val="32"/>
+          <w:u w:val="single"/>
+        </w:rPr>
+        <w:t>Program</w:t>
+      </w:r>
+      <w:r>
+        <w:rPr>
+          <w:rFonts w:ascii="Times New Roman" w:hAnsi="Times New Roman" w:cs="Times New Roman"/>
+          <w:sz w:val="32"/>
+          <w:szCs w:val="32"/>
+        </w:rPr>
+        <w:t>:</w:t>
+      </w:r>
+    </w:p>
+    <w:p>
+      <w:pPr>
+        <w:rPr>
+          <w:rFonts w:ascii="Times New Roman" w:hAnsi="Times New Roman" w:cs="Times New Roman"/>
+          <w:sz w:val="28"/>
+          <w:szCs w:val="28"/>
+        </w:rPr>
+      </w:pPr>
+      <w:r>
+        <w:rPr>
+          <w:rFonts w:ascii="Times New Roman" w:hAnsi="Times New Roman" w:cs="Times New Roman"/>
+          <w:sz w:val="28"/>
+          <w:szCs w:val="28"/>
+        </w:rPr>
+        <w:t>Stack Using Array:</w:t>
+      </w:r>
+    </w:p>
+    <w:p>
+      <w:pPr>
+        <w:rPr>
+          <w:rFonts w:ascii="Times New Roman" w:hAnsi="Times New Roman" w:cs="Times New Roman"/>
+          <w:sz w:val="32"/>
+          <w:szCs w:val="32"/>
+        </w:rPr>
+      </w:pPr>
+      <w:r>
+        <w:rPr>
+          <w:rFonts w:ascii="Times New Roman" w:hAnsi="Times New Roman" w:cs="Times New Roman"/>
+          <w:noProof/>
+          <w:sz w:val="32"/>
+          <w:szCs w:val="32"/>
+        </w:rPr>
+        <w:drawing>
+          <wp:inline distT="0" distB="0" distL="0" distR="0" wp14:anchorId="3D510EB1" wp14:editId="01C32368">
+            <wp:extent cx="4681855" cy="5833534"/>
+            <wp:effectExtent l="0" t="0" r="4445" b="0"/>
+            <wp:docPr id="1583589196" name="Picture 1">
+              <a:extLst xmlns:a="http://schemas.openxmlformats.org/drawingml/2006/main">
+                <a:ext uri="{FF2B5EF4-FFF2-40B4-BE49-F238E27FC236}">
+                  <a16:creationId xmlns:a16="http://schemas.microsoft.com/office/drawing/2014/main" id="{D018B048-22A4-479C-B487-465AEDA0F4E7}"/>
+                </a:ext>
+              </a:extLst>
+            </wp:docPr>
+            <wp:cNvGraphicFramePr>
+              <a:graphicFrameLocks xmlns:a="http://schemas.openxmlformats.org/drawingml/2006/main" noChangeAspect="1"/>
+            </wp:cNvGraphicFramePr>
+            <a:graphic xmlns:a="http://schemas.openxmlformats.org/drawingml/2006/main">
+              <a:graphicData uri="http://schemas.openxmlformats.org/drawingml/2006/picture">
+                <pic:pic xmlns:pic="http://schemas.openxmlformats.org/drawingml/2006/picture">
+                  <pic:nvPicPr>
+                    <pic:cNvPr id="1583589196" name=""/>
+                    <pic:cNvPicPr/>
+                  </pic:nvPicPr>
+                  <pic:blipFill>
+                    <a:blip r:embed="rId51"/>
+                    <a:stretch>
+                      <a:fillRect/>
+                    </a:stretch>
+                  </pic:blipFill>
+                  <pic:spPr>
+                    <a:xfrm>
+                      <a:off x="0" y="0"/>
+                      <a:ext cx="4686627" cy="5839480"/>
+                    </a:xfrm>
+                    <a:prstGeom prst="rect">
+                      <a:avLst/>
+                    </a:prstGeom>
+                  </pic:spPr>
+                </pic:pic>
+              </a:graphicData>
+            </a:graphic>
+          </wp:inline>
+        </w:drawing>
+      </w:r>
+    </w:p>
+    <w:p>
+      <w:pPr>
+        <w:rPr>
+          <w:rFonts w:ascii="Times New Roman" w:hAnsi="Times New Roman" w:cs="Times New Roman"/>
+          <w:sz w:val="32"/>
+          <w:szCs w:val="32"/>
+        </w:rPr>
+      </w:pPr>
+    </w:p>
+    <w:p>
+      <w:pPr>
+        <w:rPr>
+          <w:rFonts w:ascii="Times New Roman" w:hAnsi="Times New Roman" w:cs="Times New Roman"/>
+          <w:sz w:val="32"/>
+          <w:szCs w:val="32"/>
+        </w:rPr>
+      </w:pPr>
+      <w:r>
+        <w:rPr>
+          <w:rFonts w:ascii="Times New Roman" w:hAnsi="Times New Roman" w:cs="Times New Roman"/>
+          <w:sz w:val="32"/>
+          <w:szCs w:val="32"/>
+          <w:u w:val="single"/>
+        </w:rPr>
+        <w:lastRenderedPageBreak/>
+        <w:t>Output</w:t>
+      </w:r>
+      <w:r>
+        <w:rPr>
+          <w:rFonts w:ascii="Times New Roman" w:hAnsi="Times New Roman" w:cs="Times New Roman"/>
+          <w:sz w:val="32"/>
+          <w:szCs w:val="32"/>
+        </w:rPr>
+        <w:t>:</w:t>
+      </w:r>
+    </w:p>
+    <w:p>
+      <w:pPr>
+        <w:rPr>
+          <w:rFonts w:ascii="Times New Roman" w:hAnsi="Times New Roman" w:cs="Times New Roman"/>
+          <w:sz w:val="32"/>
+          <w:szCs w:val="32"/>
+        </w:rPr>
+      </w:pPr>
+      <w:r>
+        <w:rPr>
+          <w:rFonts w:ascii="Times New Roman" w:hAnsi="Times New Roman" w:cs="Times New Roman"/>
+          <w:noProof/>
+          <w:sz w:val="32"/>
+          <w:szCs w:val="32"/>
+        </w:rPr>
+        <w:drawing>
+          <wp:inline distT="0" distB="0" distL="0" distR="0" wp14:anchorId="3ED1A64A" wp14:editId="0BE533A3">
+            <wp:extent cx="5143946" cy="5502117"/>
+            <wp:effectExtent l="0" t="0" r="0" b="3810"/>
+            <wp:docPr id="49703904" name="Picture 1">
+              <a:extLst xmlns:a="http://schemas.openxmlformats.org/drawingml/2006/main">
+                <a:ext uri="{FF2B5EF4-FFF2-40B4-BE49-F238E27FC236}">
+                  <a16:creationId xmlns:a16="http://schemas.microsoft.com/office/drawing/2014/main" id="{C181BBD3-0AAE-4CE3-A355-77141F385CC0}"/>
+                </a:ext>
+              </a:extLst>
+            </wp:docPr>
+            <wp:cNvGraphicFramePr>
+              <a:graphicFrameLocks xmlns:a="http://schemas.openxmlformats.org/drawingml/2006/main" noChangeAspect="1"/>
+            </wp:cNvGraphicFramePr>
+            <a:graphic xmlns:a="http://schemas.openxmlformats.org/drawingml/2006/main">
+              <a:graphicData uri="http://schemas.openxmlformats.org/drawingml/2006/picture">
+                <pic:pic xmlns:pic="http://schemas.openxmlformats.org/drawingml/2006/picture">
+                  <pic:nvPicPr>
+                    <pic:cNvPr id="49703904" name=""/>
+                    <pic:cNvPicPr/>
+                  </pic:nvPicPr>
+                  <pic:blipFill>
+                    <a:blip r:embed="rId52"/>
+                    <a:stretch>
+                      <a:fillRect/>
+                    </a:stretch>
+                  </pic:blipFill>
+                  <pic:spPr>
+                    <a:xfrm>
+                      <a:off x="0" y="0"/>
+                      <a:ext cx="5143946" cy="5502117"/>
+                    </a:xfrm>
+                    <a:prstGeom prst="rect">
+                      <a:avLst/>
+                    </a:prstGeom>
+                  </pic:spPr>
+                </pic:pic>
+              </a:graphicData>
+            </a:graphic>
+          </wp:inline>
+        </w:drawing>
+      </w:r>
+    </w:p>
+    <w:p>
+      <w:pPr>
+        <w:rPr>
+          <w:rFonts w:ascii="Times New Roman" w:hAnsi="Times New Roman" w:cs="Times New Roman"/>
+          <w:sz w:val="32"/>
+          <w:szCs w:val="32"/>
+        </w:rPr>
+      </w:pPr>
+      <w:r>
+        <w:rPr>
+          <w:rFonts w:ascii="Times New Roman" w:hAnsi="Times New Roman" w:cs="Times New Roman"/>
+          <w:sz w:val="32"/>
+          <w:szCs w:val="32"/>
+          <w:u w:val="single"/>
+        </w:rPr>
+        <w:t>Error Table</w:t>
+      </w:r>
+      <w:r>
+        <w:rPr>
+          <w:rFonts w:ascii="Times New Roman" w:hAnsi="Times New Roman" w:cs="Times New Roman"/>
+          <w:sz w:val="32"/>
+          <w:szCs w:val="32"/>
+        </w:rPr>
+        <w:t>:</w:t>
+      </w:r>
+    </w:p>
+    <w:tbl>
+      <w:tblPr>
+        <w:tblStyle w:val="TableGrid"/>
+        <w:tblW w:w="8846" w:type="dxa"/>
+        <w:tblInd w:w="137" w:type="dxa"/>
+        <w:tblLook w:val="04A0" w:firstRow="1" w:lastRow="0" w:firstColumn="1" w:lastColumn="0" w:noHBand="0" w:noVBand="1"/>
+      </w:tblPr>
+      <w:tblGrid>
+        <w:gridCol w:w="2857"/>
+        <w:gridCol w:w="2994"/>
+        <w:gridCol w:w="2995"/>
+      </w:tblGrid>
+      <w:tr>
+        <w:trPr>
+          <w:trHeight w:val="171"/>
+        </w:trPr>
+        <w:tc>
+          <w:tcPr>
+            <w:tcW w:w="2857" w:type="dxa"/>
+          </w:tcPr>
+          <w:p>
+            <w:pPr>
+              <w:rPr>
+                <w:rFonts w:ascii="Times New Roman" w:hAnsi="Times New Roman" w:cs="Times New Roman"/>
+                <w:sz w:val="28"/>
+                <w:szCs w:val="28"/>
+              </w:rPr>
+            </w:pPr>
+            <w:r>
+              <w:rPr>
+                <w:rFonts w:ascii="Times New Roman" w:hAnsi="Times New Roman" w:cs="Times New Roman"/>
+                <w:sz w:val="28"/>
+                <w:szCs w:val="28"/>
+              </w:rPr>
+              <w:t xml:space="preserve">            S.NO</w:t>
+            </w:r>
+          </w:p>
+        </w:tc>
+        <w:tc>
+          <w:tcPr>
+            <w:tcW w:w="2994" w:type="dxa"/>
+          </w:tcPr>
+          <w:p>
+            <w:pPr>
+              <w:rPr>
+                <w:rFonts w:ascii="Times New Roman" w:hAnsi="Times New Roman" w:cs="Times New Roman"/>
+                <w:sz w:val="28"/>
+                <w:szCs w:val="28"/>
+              </w:rPr>
+            </w:pPr>
+            <w:r>
+              <w:rPr>
+                <w:rFonts w:ascii="Times New Roman" w:hAnsi="Times New Roman" w:cs="Times New Roman"/>
+                <w:sz w:val="28"/>
+                <w:szCs w:val="28"/>
+              </w:rPr>
+              <w:t xml:space="preserve">   Error Obtained </w:t>
+            </w:r>
+          </w:p>
+        </w:tc>
+        <w:tc>
+          <w:tcPr>
+            <w:tcW w:w="2995" w:type="dxa"/>
+          </w:tcPr>
+          <w:p>
+            <w:pPr>
+              <w:rPr>
+                <w:rFonts w:ascii="Times New Roman" w:hAnsi="Times New Roman" w:cs="Times New Roman"/>
+                <w:sz w:val="28"/>
+                <w:szCs w:val="28"/>
+              </w:rPr>
+            </w:pPr>
+            <w:r>
+              <w:rPr>
+                <w:rFonts w:ascii="Times New Roman" w:hAnsi="Times New Roman" w:cs="Times New Roman"/>
+                <w:sz w:val="28"/>
+                <w:szCs w:val="28"/>
+              </w:rPr>
+              <w:t xml:space="preserve">     Rectification</w:t>
+            </w:r>
+          </w:p>
+        </w:tc>
+      </w:tr>
+      <w:tr>
+        <w:trPr>
+          <w:trHeight w:val="305"/>
+        </w:trPr>
+        <w:tc>
+          <w:tcPr>
+            <w:tcW w:w="2857" w:type="dxa"/>
+          </w:tcPr>
+          <w:p>
+            <w:pPr>
+              <w:rPr>
+                <w:rFonts w:ascii="Times New Roman" w:hAnsi="Times New Roman" w:cs="Times New Roman"/>
+                <w:sz w:val="24"/>
+                <w:szCs w:val="24"/>
+              </w:rPr>
+            </w:pPr>
+            <w:r>
+              <w:rPr>
+                <w:rFonts w:ascii="Times New Roman" w:hAnsi="Times New Roman" w:cs="Times New Roman"/>
+                <w:sz w:val="28"/>
+                <w:szCs w:val="28"/>
+              </w:rPr>
+              <w:t xml:space="preserve">               </w:t>
+            </w:r>
+            <w:r>
+              <w:rPr>
+                <w:rFonts w:ascii="Times New Roman" w:hAnsi="Times New Roman" w:cs="Times New Roman"/>
+                <w:sz w:val="24"/>
+                <w:szCs w:val="24"/>
+              </w:rPr>
+              <w:t>1.</w:t>
+            </w:r>
+          </w:p>
+        </w:tc>
+        <w:tc>
+          <w:tcPr>
+            <w:tcW w:w="2994" w:type="dxa"/>
+          </w:tcPr>
+          <w:p>
+            <w:pPr>
+              <w:rPr>
+                <w:rFonts w:ascii="Times New Roman" w:hAnsi="Times New Roman" w:cs="Times New Roman"/>
+                <w:sz w:val="24"/>
+                <w:szCs w:val="24"/>
+              </w:rPr>
+            </w:pPr>
+            <w:r>
+              <w:rPr>
+                <w:rFonts w:ascii="Times New Roman" w:hAnsi="Times New Roman" w:cs="Times New Roman"/>
+                <w:sz w:val="24"/>
+                <w:szCs w:val="24"/>
+              </w:rPr>
+              <w:t>Trying to access stack[-1] when empty</w:t>
+            </w:r>
+          </w:p>
+        </w:tc>
+        <w:tc>
+          <w:tcPr>
+            <w:tcW w:w="2995" w:type="dxa"/>
+          </w:tcPr>
+          <w:p>
+            <w:pPr>
+              <w:rPr>
+                <w:rFonts w:ascii="Times New Roman" w:hAnsi="Times New Roman" w:cs="Times New Roman"/>
+                <w:sz w:val="24"/>
+                <w:szCs w:val="24"/>
+              </w:rPr>
+            </w:pPr>
+            <w:r>
+              <w:rPr>
+                <w:rFonts w:ascii="Times New Roman" w:hAnsi="Times New Roman" w:cs="Times New Roman"/>
+                <w:sz w:val="24"/>
+                <w:szCs w:val="24"/>
+              </w:rPr>
+              <w:t>Check whether stack is empty</w:t>
+            </w:r>
+          </w:p>
+        </w:tc>
+      </w:tr>
+      <w:tr>
+        <w:trPr>
+          <w:trHeight w:val="305"/>
+        </w:trPr>
+        <w:tc>
+          <w:tcPr>
+            <w:tcW w:w="2857" w:type="dxa"/>
+          </w:tcPr>
+          <w:p>
+            <w:pPr>
+              <w:rPr>
+                <w:rFonts w:ascii="Times New Roman" w:hAnsi="Times New Roman" w:cs="Times New Roman"/>
+                <w:sz w:val="28"/>
+                <w:szCs w:val="28"/>
+              </w:rPr>
+            </w:pPr>
+            <w:r>
+              <w:rPr>
+                <w:rFonts w:ascii="Times New Roman" w:hAnsi="Times New Roman" w:cs="Times New Roman"/>
+                <w:sz w:val="28"/>
+                <w:szCs w:val="28"/>
+              </w:rPr>
+              <w:t xml:space="preserve">               2.</w:t>
+            </w:r>
+          </w:p>
+        </w:tc>
+        <w:tc>
+          <w:tcPr>
+            <w:tcW w:w="2994" w:type="dxa"/>
+          </w:tcPr>
+          <w:p>
+            <w:pPr>
+              <w:rPr>
+                <w:rFonts w:ascii="Times New Roman" w:hAnsi="Times New Roman" w:cs="Times New Roman"/>
+                <w:sz w:val="24"/>
+                <w:szCs w:val="24"/>
+              </w:rPr>
+            </w:pPr>
+            <w:r>
+              <w:rPr>
+                <w:rFonts w:ascii="Times New Roman" w:hAnsi="Times New Roman" w:cs="Times New Roman"/>
+                <w:sz w:val="24"/>
+                <w:szCs w:val="24"/>
+              </w:rPr>
+              <w:t>IndexError: pop from empty list</w:t>
+            </w:r>
+            <w:r>
+              <w:rPr>
+                <w:rFonts w:ascii="Times New Roman" w:hAnsi="Times New Roman" w:cs="Times New Roman"/>
+                <w:sz w:val="24"/>
+                <w:szCs w:val="24"/>
+              </w:rPr>
+              <w:t xml:space="preserve"> - </w:t>
+            </w:r>
+            <w:r>
+              <w:rPr>
+                <w:rFonts w:ascii="Times New Roman" w:hAnsi="Times New Roman" w:cs="Times New Roman"/>
+                <w:sz w:val="24"/>
+                <w:szCs w:val="24"/>
+              </w:rPr>
+              <w:t>Trying to pop when stack is empty</w:t>
+            </w:r>
+          </w:p>
+        </w:tc>
+        <w:tc>
+          <w:tcPr>
+            <w:tcW w:w="2995" w:type="dxa"/>
+          </w:tcPr>
+          <w:p>
+            <w:pPr>
+              <w:rPr>
+                <w:rFonts w:ascii="Times New Roman" w:hAnsi="Times New Roman" w:cs="Times New Roman"/>
+                <w:sz w:val="24"/>
+                <w:szCs w:val="24"/>
+              </w:rPr>
+            </w:pPr>
+            <w:r>
+              <w:rPr>
+                <w:rFonts w:ascii="Times New Roman" w:hAnsi="Times New Roman" w:cs="Times New Roman"/>
+                <w:sz w:val="24"/>
+                <w:szCs w:val="24"/>
+              </w:rPr>
+              <w:t>Check len(stack) == 0 before pop</w:t>
+            </w:r>
+          </w:p>
+        </w:tc>
+      </w:tr>
+      <w:tr>
+        <w:trPr>
+          <w:trHeight w:val="792"/>
+        </w:trPr>
+        <w:tc>
+          <w:tcPr>
+            <w:tcW w:w="2857" w:type="dxa"/>
+          </w:tcPr>
+          <w:p>
+            <w:pPr>
+              <w:rPr>
+                <w:rFonts w:ascii="Times New Roman" w:hAnsi="Times New Roman" w:cs="Times New Roman"/>
+                <w:sz w:val="28"/>
+                <w:szCs w:val="28"/>
+              </w:rPr>
+            </w:pPr>
+            <w:r>
+              <w:rPr>
+                <w:rFonts w:ascii="Times New Roman" w:hAnsi="Times New Roman" w:cs="Times New Roman"/>
+                <w:sz w:val="28"/>
+                <w:szCs w:val="28"/>
+              </w:rPr>
+              <w:t xml:space="preserve">             </w:t>
+            </w:r>
+            <w:r>
+              <w:rPr>
+                <w:rFonts w:ascii="Times New Roman" w:hAnsi="Times New Roman" w:cs="Times New Roman"/>
+                <w:sz w:val="28"/>
+                <w:szCs w:val="28"/>
+              </w:rPr>
+              <w:t xml:space="preserve">  3.</w:t>
+            </w:r>
+          </w:p>
+        </w:tc>
+        <w:tc>
+          <w:tcPr>
+            <w:tcW w:w="2994" w:type="dxa"/>
+          </w:tcPr>
+          <w:p>
+            <w:pPr>
+              <w:rPr>
+                <w:rFonts w:ascii="Times New Roman" w:hAnsi="Times New Roman" w:cs="Times New Roman"/>
+                <w:sz w:val="24"/>
+                <w:szCs w:val="24"/>
+              </w:rPr>
+            </w:pPr>
+            <w:r>
+              <w:rPr>
+                <w:rFonts w:ascii="Times New Roman" w:hAnsi="Times New Roman" w:cs="Times New Roman"/>
+                <w:sz w:val="24"/>
+                <w:szCs w:val="24"/>
+              </w:rPr>
+              <w:t>Wrong display order</w:t>
+            </w:r>
+            <w:r>
+              <w:rPr>
+                <w:rFonts w:ascii="Times New Roman" w:hAnsi="Times New Roman" w:cs="Times New Roman"/>
+                <w:sz w:val="24"/>
+                <w:szCs w:val="24"/>
+              </w:rPr>
+              <w:t xml:space="preserve"> - </w:t>
+            </w:r>
+            <w:r>
+              <w:rPr>
+                <w:rFonts w:ascii="Times New Roman" w:hAnsi="Times New Roman" w:cs="Times New Roman"/>
+                <w:sz w:val="24"/>
+                <w:szCs w:val="24"/>
+              </w:rPr>
+              <w:t>Elements displayed from bottom to top</w:t>
+            </w:r>
+          </w:p>
+        </w:tc>
+        <w:tc>
+          <w:tcPr>
+            <w:tcW w:w="2995" w:type="dxa"/>
+          </w:tcPr>
+          <w:p>
+            <w:pPr>
+              <w:rPr>
+                <w:rFonts w:ascii="Times New Roman" w:hAnsi="Times New Roman" w:cs="Times New Roman"/>
+                <w:sz w:val="28"/>
+                <w:szCs w:val="28"/>
+              </w:rPr>
+            </w:pPr>
+            <w:r>
+              <w:rPr>
+                <w:rFonts w:ascii="Times New Roman" w:hAnsi="Times New Roman" w:cs="Times New Roman"/>
+                <w:sz w:val="28"/>
+                <w:szCs w:val="28"/>
+              </w:rPr>
+              <w:t>Use reversed(stack)</w:t>
+            </w:r>
+          </w:p>
+        </w:tc>
+      </w:tr>
+    </w:tbl>
+    <w:p>
+      <w:pPr>
+        <w:rPr>
+          <w:rFonts w:ascii="Times New Roman" w:hAnsi="Times New Roman" w:cs="Times New Roman"/>
+          <w:sz w:val="28"/>
+          <w:szCs w:val="28"/>
+        </w:rPr>
+      </w:pPr>
+    </w:p>
+    <w:p>
+      <w:pPr>
+        <w:rPr>
+          <w:rFonts w:ascii="Times New Roman" w:hAnsi="Times New Roman" w:cs="Times New Roman"/>
+          <w:sz w:val="32"/>
+          <w:szCs w:val="32"/>
+        </w:rPr>
+      </w:pPr>
+    </w:p>
+    <w:p>
+      <w:pPr>
+        <w:rPr>
+          <w:rFonts w:ascii="Times New Roman" w:hAnsi="Times New Roman" w:cs="Times New Roman"/>
+          <w:sz w:val="32"/>
+          <w:szCs w:val="32"/>
+        </w:rPr>
+      </w:pPr>
+      <w:r>
+        <w:rPr>
+          <w:rFonts w:ascii="Times New Roman" w:hAnsi="Times New Roman" w:cs="Times New Roman"/>
+          <w:sz w:val="32"/>
+          <w:szCs w:val="32"/>
+          <w:u w:val="single"/>
+        </w:rPr>
+        <w:lastRenderedPageBreak/>
+        <w:t>Explanation Of Code</w:t>
+      </w:r>
+      <w:r>
+        <w:rPr>
+          <w:rFonts w:ascii="Times New Roman" w:hAnsi="Times New Roman" w:cs="Times New Roman"/>
+          <w:sz w:val="32"/>
+          <w:szCs w:val="32"/>
+        </w:rPr>
+        <w:t>:</w:t>
+      </w:r>
+    </w:p>
+    <w:p>
+      <w:pPr>
+        <w:rPr>
+          <w:rFonts w:ascii="Times New Roman" w:hAnsi="Times New Roman" w:cs="Times New Roman"/>
+          <w:sz w:val="28"/>
+          <w:szCs w:val="28"/>
+        </w:rPr>
+      </w:pPr>
+      <w:r>
+        <w:rPr>
+          <w:rFonts w:ascii="Times New Roman" w:hAnsi="Times New Roman" w:cs="Times New Roman"/>
+          <w:b/>
+          <w:bCs/>
+          <w:sz w:val="28"/>
+          <w:szCs w:val="28"/>
+        </w:rPr>
+        <w:t>stack = []</w:t>
+      </w:r>
+      <w:r>
+        <w:rPr>
+          <w:rFonts w:ascii="Times New Roman" w:hAnsi="Times New Roman" w:cs="Times New Roman"/>
+          <w:sz w:val="28"/>
+          <w:szCs w:val="28"/>
+        </w:rPr>
+        <w:t xml:space="preserve"> creates an empty list to store stack elements. </w:t>
+      </w:r>
+    </w:p>
+    <w:p>
+      <w:pPr>
+        <w:rPr>
+          <w:rFonts w:ascii="Times New Roman" w:hAnsi="Times New Roman" w:cs="Times New Roman"/>
+          <w:sz w:val="28"/>
+          <w:szCs w:val="28"/>
+        </w:rPr>
+      </w:pPr>
+      <w:r>
+        <w:rPr>
+          <w:rFonts w:ascii="Times New Roman" w:hAnsi="Times New Roman" w:cs="Times New Roman"/>
+          <w:b/>
+          <w:bCs/>
+          <w:sz w:val="28"/>
+          <w:szCs w:val="28"/>
+        </w:rPr>
+        <w:t>Push:</w:t>
+      </w:r>
+      <w:r>
+        <w:rPr>
+          <w:rFonts w:ascii="Times New Roman" w:hAnsi="Times New Roman" w:cs="Times New Roman"/>
+          <w:sz w:val="28"/>
+          <w:szCs w:val="28"/>
+        </w:rPr>
+        <w:t xml:space="preserve"> append() adds a new element to the top of the stack. </w:t>
+      </w:r>
+    </w:p>
+    <w:p>
+      <w:pPr>
+        <w:rPr>
+          <w:rFonts w:ascii="Times New Roman" w:hAnsi="Times New Roman" w:cs="Times New Roman"/>
+          <w:sz w:val="28"/>
+          <w:szCs w:val="28"/>
+        </w:rPr>
+      </w:pPr>
+      <w:r>
+        <w:rPr>
+          <w:rFonts w:ascii="Times New Roman" w:hAnsi="Times New Roman" w:cs="Times New Roman"/>
+          <w:b/>
+          <w:bCs/>
+          <w:sz w:val="28"/>
+          <w:szCs w:val="28"/>
+        </w:rPr>
+        <w:t>Pop:</w:t>
+      </w:r>
+      <w:r>
+        <w:rPr>
+          <w:rFonts w:ascii="Times New Roman" w:hAnsi="Times New Roman" w:cs="Times New Roman"/>
+          <w:sz w:val="28"/>
+          <w:szCs w:val="28"/>
+        </w:rPr>
+        <w:t xml:space="preserve"> pop() removes the top element from the stack. </w:t>
+      </w:r>
+    </w:p>
+    <w:p>
+      <w:pPr>
+        <w:rPr>
+          <w:rFonts w:ascii="Times New Roman" w:hAnsi="Times New Roman" w:cs="Times New Roman"/>
+          <w:sz w:val="28"/>
+          <w:szCs w:val="28"/>
+        </w:rPr>
+      </w:pPr>
+      <w:r>
+        <w:rPr>
+          <w:rFonts w:ascii="Times New Roman" w:hAnsi="Times New Roman" w:cs="Times New Roman"/>
+          <w:b/>
+          <w:bCs/>
+          <w:sz w:val="28"/>
+          <w:szCs w:val="28"/>
+        </w:rPr>
+        <w:t>Peek:</w:t>
+      </w:r>
+      <w:r>
+        <w:rPr>
+          <w:rFonts w:ascii="Times New Roman" w:hAnsi="Times New Roman" w:cs="Times New Roman"/>
+          <w:sz w:val="28"/>
+          <w:szCs w:val="28"/>
+        </w:rPr>
+        <w:t xml:space="preserve"> stack[-1] displays the top element without removing it. </w:t>
+      </w:r>
+    </w:p>
+    <w:p>
+      <w:pPr>
+        <w:rPr>
+          <w:rFonts w:ascii="Times New Roman" w:hAnsi="Times New Roman" w:cs="Times New Roman"/>
+          <w:sz w:val="28"/>
+          <w:szCs w:val="28"/>
+        </w:rPr>
+      </w:pPr>
+      <w:r>
+        <w:rPr>
+          <w:rFonts w:ascii="Times New Roman" w:hAnsi="Times New Roman" w:cs="Times New Roman"/>
+          <w:b/>
+          <w:bCs/>
+          <w:sz w:val="28"/>
+          <w:szCs w:val="28"/>
+        </w:rPr>
+        <w:t>Display:</w:t>
+      </w:r>
+      <w:r>
+        <w:rPr>
+          <w:rFonts w:ascii="Times New Roman" w:hAnsi="Times New Roman" w:cs="Times New Roman"/>
+          <w:sz w:val="28"/>
+          <w:szCs w:val="28"/>
+        </w:rPr>
+        <w:t xml:space="preserve"> reversed(stack) displays elements from top to bottom. </w:t>
+      </w:r>
+    </w:p>
+    <w:p>
+      <w:pPr>
+        <w:rPr>
+          <w:rFonts w:ascii="Times New Roman" w:hAnsi="Times New Roman" w:cs="Times New Roman"/>
+          <w:sz w:val="28"/>
+          <w:szCs w:val="28"/>
+        </w:rPr>
+      </w:pPr>
+      <w:r>
+        <w:rPr>
+          <w:rFonts w:ascii="Times New Roman" w:hAnsi="Times New Roman" w:cs="Times New Roman"/>
+          <w:b/>
+          <w:bCs/>
+          <w:sz w:val="28"/>
+          <w:szCs w:val="28"/>
+        </w:rPr>
+        <w:t>Empty check:</w:t>
+      </w:r>
+      <w:r>
+        <w:rPr>
+          <w:rFonts w:ascii="Times New Roman" w:hAnsi="Times New Roman" w:cs="Times New Roman"/>
+          <w:sz w:val="28"/>
+          <w:szCs w:val="28"/>
+        </w:rPr>
+        <w:t xml:space="preserve"> len(stack) == 0 checks whether the stack is empty. </w:t>
+      </w:r>
+    </w:p>
+    <w:p>
+      <w:pPr>
+        <w:rPr>
+          <w:rFonts w:ascii="Times New Roman" w:hAnsi="Times New Roman" w:cs="Times New Roman"/>
+          <w:sz w:val="28"/>
+          <w:szCs w:val="28"/>
+        </w:rPr>
+      </w:pPr>
+      <w:r>
+        <w:rPr>
+          <w:rFonts w:ascii="Times New Roman" w:hAnsi="Times New Roman" w:cs="Times New Roman"/>
+          <w:b/>
+          <w:bCs/>
+          <w:sz w:val="28"/>
+          <w:szCs w:val="28"/>
+        </w:rPr>
+        <w:t>Menu:</w:t>
+      </w:r>
+      <w:r>
+        <w:rPr>
+          <w:rFonts w:ascii="Times New Roman" w:hAnsi="Times New Roman" w:cs="Times New Roman"/>
+          <w:sz w:val="28"/>
+          <w:szCs w:val="28"/>
+        </w:rPr>
+        <w:t xml:space="preserve"> The while loop repeatedly displays the operations until the user selects Exit.</w:t>
+      </w:r>
+    </w:p>
+    <w:p>
+      <w:pPr>
+        <w:rPr>
+          <w:rFonts w:ascii="Times New Roman" w:hAnsi="Times New Roman" w:cs="Times New Roman"/>
+          <w:sz w:val="28"/>
+          <w:szCs w:val="28"/>
+        </w:rPr>
+      </w:pPr>
+    </w:p>
+    <w:p>
+      <w:pPr>
+        <w:rPr>
+          <w:rFonts w:ascii="Times New Roman" w:hAnsi="Times New Roman" w:cs="Times New Roman"/>
+          <w:sz w:val="32"/>
+          <w:szCs w:val="32"/>
+        </w:rPr>
+      </w:pPr>
+      <w:r>
+        <w:rPr>
+          <w:rFonts w:ascii="Times New Roman" w:hAnsi="Times New Roman" w:cs="Times New Roman"/>
+          <w:sz w:val="32"/>
+          <w:szCs w:val="32"/>
+        </w:rPr>
+        <w:t>Stack Using Linked List:</w:t>
+      </w:r>
+    </w:p>
+    <w:p>
+      <w:pPr>
+        <w:rPr>
+          <w:rFonts w:ascii="Times New Roman" w:hAnsi="Times New Roman" w:cs="Times New Roman"/>
+          <w:sz w:val="32"/>
+          <w:szCs w:val="32"/>
+        </w:rPr>
+      </w:pPr>
+      <w:r>
+        <w:rPr>
+          <w:rFonts w:ascii="Times New Roman" w:hAnsi="Times New Roman" w:cs="Times New Roman"/>
+          <w:noProof/>
+          <w:sz w:val="32"/>
+          <w:szCs w:val="32"/>
+        </w:rPr>
+        <w:drawing>
+          <wp:inline distT="0" distB="0" distL="0" distR="0" wp14:anchorId="1DDB9756" wp14:editId="7A999D1E">
+            <wp:extent cx="4902200" cy="4368800"/>
+            <wp:effectExtent l="0" t="0" r="0" b="0"/>
+            <wp:docPr id="1580086903" name="Picture 1">
+              <a:extLst xmlns:a="http://schemas.openxmlformats.org/drawingml/2006/main">
+                <a:ext uri="{FF2B5EF4-FFF2-40B4-BE49-F238E27FC236}">
+                  <a16:creationId xmlns:a16="http://schemas.microsoft.com/office/drawing/2014/main" id="{F7EA7400-1F3E-4E73-9C27-95B78B47220D}"/>
+                </a:ext>
+              </a:extLst>
+            </wp:docPr>
+            <wp:cNvGraphicFramePr>
+              <a:graphicFrameLocks xmlns:a="http://schemas.openxmlformats.org/drawingml/2006/main" noChangeAspect="1"/>
+            </wp:cNvGraphicFramePr>
+            <a:graphic xmlns:a="http://schemas.openxmlformats.org/drawingml/2006/main">
+              <a:graphicData uri="http://schemas.openxmlformats.org/drawingml/2006/picture">
+                <pic:pic xmlns:pic="http://schemas.openxmlformats.org/drawingml/2006/picture">
+                  <pic:nvPicPr>
+                    <pic:cNvPr id="1580086903" name=""/>
+                    <pic:cNvPicPr/>
+                  </pic:nvPicPr>
+                  <pic:blipFill>
+                    <a:blip r:embed="rId53"/>
+                    <a:stretch>
+                      <a:fillRect/>
+                    </a:stretch>
+                  </pic:blipFill>
+                  <pic:spPr>
+                    <a:xfrm>
+                      <a:off x="0" y="0"/>
+                      <a:ext cx="4921513" cy="4386012"/>
+                    </a:xfrm>
+                    <a:prstGeom prst="rect">
+                      <a:avLst/>
+                    </a:prstGeom>
+                  </pic:spPr>
+                </pic:pic>
+              </a:graphicData>
+            </a:graphic>
+          </wp:inline>
+        </w:drawing>
+      </w:r>
+    </w:p>
+    <w:p>
+      <w:pPr>
+        <w:rPr>
+          <w:rFonts w:ascii="Times New Roman" w:hAnsi="Times New Roman" w:cs="Times New Roman"/>
+          <w:sz w:val="32"/>
+          <w:szCs w:val="32"/>
+        </w:rPr>
+      </w:pPr>
+      <w:r>
+        <w:rPr>
+          <w:rFonts w:ascii="Times New Roman" w:hAnsi="Times New Roman" w:cs="Times New Roman"/>
+          <w:noProof/>
+          <w:sz w:val="32"/>
+          <w:szCs w:val="32"/>
+        </w:rPr>
+        <w:lastRenderedPageBreak/>
+        <w:drawing>
+          <wp:inline distT="0" distB="0" distL="0" distR="0" wp14:anchorId="7A760702" wp14:editId="2F354E41">
+            <wp:extent cx="4402455" cy="3149600"/>
+            <wp:effectExtent l="0" t="0" r="0" b="0"/>
+            <wp:docPr id="342814584" name="Picture 1">
+              <a:extLst xmlns:a="http://schemas.openxmlformats.org/drawingml/2006/main">
+                <a:ext uri="{FF2B5EF4-FFF2-40B4-BE49-F238E27FC236}">
+                  <a16:creationId xmlns:a16="http://schemas.microsoft.com/office/drawing/2014/main" id="{3673265B-E669-4653-AAAC-9591032EC620}"/>
+                </a:ext>
+              </a:extLst>
+            </wp:docPr>
+            <wp:cNvGraphicFramePr>
+              <a:graphicFrameLocks xmlns:a="http://schemas.openxmlformats.org/drawingml/2006/main" noChangeAspect="1"/>
+            </wp:cNvGraphicFramePr>
+            <a:graphic xmlns:a="http://schemas.openxmlformats.org/drawingml/2006/main">
+              <a:graphicData uri="http://schemas.openxmlformats.org/drawingml/2006/picture">
+                <pic:pic xmlns:pic="http://schemas.openxmlformats.org/drawingml/2006/picture">
+                  <pic:nvPicPr>
+                    <pic:cNvPr id="342814584" name=""/>
+                    <pic:cNvPicPr/>
+                  </pic:nvPicPr>
+                  <pic:blipFill>
+                    <a:blip r:embed="rId54"/>
+                    <a:stretch>
+                      <a:fillRect/>
+                    </a:stretch>
+                  </pic:blipFill>
+                  <pic:spPr>
+                    <a:xfrm>
+                      <a:off x="0" y="0"/>
+                      <a:ext cx="4418149" cy="3160828"/>
+                    </a:xfrm>
+                    <a:prstGeom prst="rect">
+                      <a:avLst/>
+                    </a:prstGeom>
+                  </pic:spPr>
+                </pic:pic>
+              </a:graphicData>
+            </a:graphic>
+          </wp:inline>
+        </w:drawing>
+      </w:r>
+    </w:p>
+    <w:p>
+      <w:pPr>
+        <w:rPr>
+          <w:rFonts w:ascii="Times New Roman" w:hAnsi="Times New Roman" w:cs="Times New Roman"/>
+          <w:sz w:val="32"/>
+          <w:szCs w:val="32"/>
+        </w:rPr>
+      </w:pPr>
+      <w:r>
+        <w:rPr>
+          <w:rFonts w:ascii="Times New Roman" w:hAnsi="Times New Roman" w:cs="Times New Roman"/>
+          <w:sz w:val="32"/>
+          <w:szCs w:val="32"/>
+          <w:u w:val="single"/>
+        </w:rPr>
+        <w:t>Output</w:t>
+      </w:r>
+      <w:r>
+        <w:rPr>
+          <w:rFonts w:ascii="Times New Roman" w:hAnsi="Times New Roman" w:cs="Times New Roman"/>
+          <w:sz w:val="32"/>
+          <w:szCs w:val="32"/>
+        </w:rPr>
+        <w:t>:</w:t>
+      </w:r>
+    </w:p>
+    <w:p>
+      <w:pPr>
+        <w:rPr>
+          <w:rFonts w:ascii="Times New Roman" w:hAnsi="Times New Roman" w:cs="Times New Roman"/>
+          <w:sz w:val="32"/>
+          <w:szCs w:val="32"/>
+        </w:rPr>
+      </w:pPr>
+      <w:r>
+        <w:rPr>
+          <w:rFonts w:ascii="Times New Roman" w:hAnsi="Times New Roman" w:cs="Times New Roman"/>
+          <w:noProof/>
+          <w:sz w:val="32"/>
+          <w:szCs w:val="32"/>
+        </w:rPr>
+        <w:drawing>
+          <wp:inline distT="0" distB="0" distL="0" distR="0" wp14:anchorId="42242DA5" wp14:editId="5E9AB938">
+            <wp:extent cx="4975860" cy="5003800"/>
+            <wp:effectExtent l="0" t="0" r="0" b="6350"/>
+            <wp:docPr id="1805560248" name="Picture 1">
+              <a:extLst xmlns:a="http://schemas.openxmlformats.org/drawingml/2006/main">
+                <a:ext uri="{FF2B5EF4-FFF2-40B4-BE49-F238E27FC236}">
+                  <a16:creationId xmlns:a16="http://schemas.microsoft.com/office/drawing/2014/main" id="{BB3057AE-F1D3-4387-A947-5DB5405774E4}"/>
+                </a:ext>
+              </a:extLst>
+            </wp:docPr>
+            <wp:cNvGraphicFramePr>
+              <a:graphicFrameLocks xmlns:a="http://schemas.openxmlformats.org/drawingml/2006/main" noChangeAspect="1"/>
+            </wp:cNvGraphicFramePr>
+            <a:graphic xmlns:a="http://schemas.openxmlformats.org/drawingml/2006/main">
+              <a:graphicData uri="http://schemas.openxmlformats.org/drawingml/2006/picture">
+                <pic:pic xmlns:pic="http://schemas.openxmlformats.org/drawingml/2006/picture">
+                  <pic:nvPicPr>
+                    <pic:cNvPr id="1805560248" name=""/>
+                    <pic:cNvPicPr/>
+                  </pic:nvPicPr>
+                  <pic:blipFill>
+                    <a:blip r:embed="rId55"/>
+                    <a:stretch>
+                      <a:fillRect/>
+                    </a:stretch>
+                  </pic:blipFill>
+                  <pic:spPr>
+                    <a:xfrm>
+                      <a:off x="0" y="0"/>
+                      <a:ext cx="4978129" cy="5006082"/>
+                    </a:xfrm>
+                    <a:prstGeom prst="rect">
+                      <a:avLst/>
+                    </a:prstGeom>
+                  </pic:spPr>
+                </pic:pic>
+              </a:graphicData>
+            </a:graphic>
+          </wp:inline>
+        </w:drawing>
+      </w:r>
+    </w:p>
+    <w:p>
+      <w:pPr>
+        <w:rPr>
+          <w:rFonts w:ascii="Times New Roman" w:hAnsi="Times New Roman" w:cs="Times New Roman"/>
+          <w:sz w:val="32"/>
+          <w:szCs w:val="32"/>
+        </w:rPr>
+      </w:pPr>
+      <w:r>
+        <w:rPr>
+          <w:rFonts w:ascii="Times New Roman" w:hAnsi="Times New Roman" w:cs="Times New Roman"/>
+          <w:sz w:val="32"/>
+          <w:szCs w:val="32"/>
+          <w:u w:val="single"/>
+        </w:rPr>
+        <w:lastRenderedPageBreak/>
+        <w:t>Error Table</w:t>
+      </w:r>
+      <w:r>
+        <w:rPr>
+          <w:rFonts w:ascii="Times New Roman" w:hAnsi="Times New Roman" w:cs="Times New Roman"/>
+          <w:sz w:val="32"/>
+          <w:szCs w:val="32"/>
+        </w:rPr>
+        <w:t>:</w:t>
+      </w:r>
+    </w:p>
+    <w:tbl>
+      <w:tblPr>
+        <w:tblStyle w:val="TableGrid"/>
+        <w:tblW w:w="8846" w:type="dxa"/>
+        <w:tblInd w:w="137" w:type="dxa"/>
+        <w:tblLook w:val="04A0" w:firstRow="1" w:lastRow="0" w:firstColumn="1" w:lastColumn="0" w:noHBand="0" w:noVBand="1"/>
+      </w:tblPr>
+      <w:tblGrid>
+        <w:gridCol w:w="2857"/>
+        <w:gridCol w:w="2994"/>
+        <w:gridCol w:w="2995"/>
+      </w:tblGrid>
+      <w:tr>
+        <w:trPr>
+          <w:trHeight w:val="171"/>
+        </w:trPr>
+        <w:tc>
+          <w:tcPr>
+            <w:tcW w:w="2857" w:type="dxa"/>
+          </w:tcPr>
+          <w:p>
+            <w:pPr>
+              <w:rPr>
+                <w:rFonts w:ascii="Times New Roman" w:hAnsi="Times New Roman" w:cs="Times New Roman"/>
+                <w:sz w:val="28"/>
+                <w:szCs w:val="28"/>
+              </w:rPr>
+            </w:pPr>
+            <w:r>
+              <w:rPr>
+                <w:rFonts w:ascii="Times New Roman" w:hAnsi="Times New Roman" w:cs="Times New Roman"/>
+                <w:sz w:val="28"/>
+                <w:szCs w:val="28"/>
+              </w:rPr>
+              <w:t xml:space="preserve">            S.NO</w:t>
+            </w:r>
+          </w:p>
+        </w:tc>
+        <w:tc>
+          <w:tcPr>
+            <w:tcW w:w="2994" w:type="dxa"/>
+          </w:tcPr>
+          <w:p>
+            <w:pPr>
+              <w:rPr>
+                <w:rFonts w:ascii="Times New Roman" w:hAnsi="Times New Roman" w:cs="Times New Roman"/>
+                <w:sz w:val="28"/>
+                <w:szCs w:val="28"/>
+              </w:rPr>
+            </w:pPr>
+            <w:r>
+              <w:rPr>
+                <w:rFonts w:ascii="Times New Roman" w:hAnsi="Times New Roman" w:cs="Times New Roman"/>
+                <w:sz w:val="28"/>
+                <w:szCs w:val="28"/>
+              </w:rPr>
+              <w:t xml:space="preserve">   Error Obtained </w:t>
+            </w:r>
+          </w:p>
+        </w:tc>
+        <w:tc>
+          <w:tcPr>
+            <w:tcW w:w="2995" w:type="dxa"/>
+          </w:tcPr>
+          <w:p>
+            <w:pPr>
+              <w:rPr>
+                <w:rFonts w:ascii="Times New Roman" w:hAnsi="Times New Roman" w:cs="Times New Roman"/>
+                <w:sz w:val="28"/>
+                <w:szCs w:val="28"/>
+              </w:rPr>
+            </w:pPr>
+            <w:r>
+              <w:rPr>
+                <w:rFonts w:ascii="Times New Roman" w:hAnsi="Times New Roman" w:cs="Times New Roman"/>
+                <w:sz w:val="28"/>
+                <w:szCs w:val="28"/>
+              </w:rPr>
+              <w:t xml:space="preserve">     Rectification</w:t>
+            </w:r>
+          </w:p>
+        </w:tc>
+      </w:tr>
+      <w:tr>
+        <w:trPr>
+          <w:trHeight w:val="305"/>
+        </w:trPr>
+        <w:tc>
+          <w:tcPr>
+            <w:tcW w:w="2857" w:type="dxa"/>
+          </w:tcPr>
+          <w:p>
+            <w:pPr>
+              <w:rPr>
+                <w:rFonts w:ascii="Times New Roman" w:hAnsi="Times New Roman" w:cs="Times New Roman"/>
+                <w:sz w:val="24"/>
+                <w:szCs w:val="24"/>
+              </w:rPr>
+            </w:pPr>
+            <w:r>
+              <w:rPr>
+                <w:rFonts w:ascii="Times New Roman" w:hAnsi="Times New Roman" w:cs="Times New Roman"/>
+                <w:sz w:val="28"/>
+                <w:szCs w:val="28"/>
+              </w:rPr>
+              <w:t xml:space="preserve">               </w:t>
+            </w:r>
+            <w:r>
+              <w:rPr>
+                <w:rFonts w:ascii="Times New Roman" w:hAnsi="Times New Roman" w:cs="Times New Roman"/>
+                <w:sz w:val="24"/>
+                <w:szCs w:val="24"/>
+              </w:rPr>
+              <w:t>1.</w:t>
+            </w:r>
+          </w:p>
+        </w:tc>
+        <w:tc>
+          <w:tcPr>
+            <w:tcW w:w="2994" w:type="dxa"/>
+          </w:tcPr>
+          <w:p>
+            <w:pPr>
+              <w:rPr>
+                <w:rFonts w:ascii="Times New Roman" w:hAnsi="Times New Roman" w:cs="Times New Roman"/>
+                <w:sz w:val="24"/>
+                <w:szCs w:val="24"/>
+              </w:rPr>
+            </w:pPr>
+            <w:r>
+              <w:rPr>
+                <w:rFonts w:ascii="Times New Roman" w:hAnsi="Times New Roman" w:cs="Times New Roman"/>
+                <w:sz w:val="24"/>
+                <w:szCs w:val="24"/>
+              </w:rPr>
+              <w:t>AttributeError</w:t>
+            </w:r>
+            <w:r>
+              <w:rPr>
+                <w:rFonts w:ascii="Times New Roman" w:hAnsi="Times New Roman" w:cs="Times New Roman"/>
+                <w:sz w:val="24"/>
+                <w:szCs w:val="24"/>
+              </w:rPr>
+              <w:t xml:space="preserve"> - </w:t>
+            </w:r>
+            <w:r>
+              <w:rPr>
+                <w:rFonts w:ascii="Times New Roman" w:hAnsi="Times New Roman" w:cs="Times New Roman"/>
+                <w:sz w:val="24"/>
+                <w:szCs w:val="24"/>
+              </w:rPr>
+              <w:t>Accessing top.data when top is None</w:t>
+            </w:r>
+          </w:p>
+        </w:tc>
+        <w:tc>
+          <w:tcPr>
+            <w:tcW w:w="2995" w:type="dxa"/>
+          </w:tcPr>
+          <w:p>
+            <w:pPr>
+              <w:rPr>
+                <w:rFonts w:ascii="Times New Roman" w:hAnsi="Times New Roman" w:cs="Times New Roman"/>
+                <w:sz w:val="24"/>
+                <w:szCs w:val="24"/>
+              </w:rPr>
+            </w:pPr>
+            <w:r>
+              <w:rPr>
+                <w:rFonts w:ascii="Times New Roman" w:hAnsi="Times New Roman" w:cs="Times New Roman"/>
+                <w:sz w:val="24"/>
+                <w:szCs w:val="24"/>
+              </w:rPr>
+              <w:t>Check top is None</w:t>
+            </w:r>
+          </w:p>
+        </w:tc>
+      </w:tr>
+      <w:tr>
+        <w:trPr>
+          <w:trHeight w:val="305"/>
+        </w:trPr>
+        <w:tc>
+          <w:tcPr>
+            <w:tcW w:w="2857" w:type="dxa"/>
+          </w:tcPr>
+          <w:p>
+            <w:pPr>
+              <w:rPr>
+                <w:rFonts w:ascii="Times New Roman" w:hAnsi="Times New Roman" w:cs="Times New Roman"/>
+                <w:sz w:val="28"/>
+                <w:szCs w:val="28"/>
+              </w:rPr>
+            </w:pPr>
+            <w:r>
+              <w:rPr>
+                <w:rFonts w:ascii="Times New Roman" w:hAnsi="Times New Roman" w:cs="Times New Roman"/>
+                <w:sz w:val="28"/>
+                <w:szCs w:val="28"/>
+              </w:rPr>
+              <w:t xml:space="preserve">               2.</w:t>
+            </w:r>
+          </w:p>
+        </w:tc>
+        <w:tc>
+          <w:tcPr>
+            <w:tcW w:w="2994" w:type="dxa"/>
+          </w:tcPr>
+          <w:p>
+            <w:pPr>
+              <w:rPr>
+                <w:rFonts w:ascii="Times New Roman" w:hAnsi="Times New Roman" w:cs="Times New Roman"/>
+                <w:sz w:val="24"/>
+                <w:szCs w:val="24"/>
+              </w:rPr>
+            </w:pPr>
+            <w:r>
+              <w:rPr>
+                <w:rFonts w:ascii="Times New Roman" w:hAnsi="Times New Roman" w:cs="Times New Roman"/>
+                <w:sz w:val="24"/>
+                <w:szCs w:val="24"/>
+              </w:rPr>
+              <w:t>Pop does not work</w:t>
+            </w:r>
+            <w:r>
+              <w:rPr>
+                <w:rFonts w:ascii="Times New Roman" w:hAnsi="Times New Roman" w:cs="Times New Roman"/>
+                <w:sz w:val="24"/>
+                <w:szCs w:val="24"/>
+              </w:rPr>
+              <w:t xml:space="preserve"> - </w:t>
+            </w:r>
+            <w:r>
+              <w:rPr>
+                <w:rFonts w:ascii="Times New Roman" w:hAnsi="Times New Roman" w:cs="Times New Roman"/>
+                <w:sz w:val="24"/>
+                <w:szCs w:val="24"/>
+              </w:rPr>
+              <w:t>top is not updated</w:t>
+            </w:r>
+          </w:p>
+        </w:tc>
+        <w:tc>
+          <w:tcPr>
+            <w:tcW w:w="2995" w:type="dxa"/>
+          </w:tcPr>
+          <w:p>
+            <w:pPr>
+              <w:rPr>
+                <w:rFonts w:ascii="Times New Roman" w:hAnsi="Times New Roman" w:cs="Times New Roman"/>
+                <w:sz w:val="24"/>
+                <w:szCs w:val="24"/>
+              </w:rPr>
+            </w:pPr>
+            <w:r>
+              <w:rPr>
+                <w:rFonts w:ascii="Times New Roman" w:hAnsi="Times New Roman" w:cs="Times New Roman"/>
+                <w:sz w:val="24"/>
+                <w:szCs w:val="24"/>
+              </w:rPr>
+              <w:t>Use top = top.next</w:t>
+            </w:r>
+          </w:p>
+        </w:tc>
+      </w:tr>
+      <w:tr>
+        <w:trPr>
+          <w:trHeight w:val="792"/>
+        </w:trPr>
+        <w:tc>
+          <w:tcPr>
+            <w:tcW w:w="2857" w:type="dxa"/>
+          </w:tcPr>
+          <w:p>
+            <w:pPr>
+              <w:rPr>
+                <w:rFonts w:ascii="Times New Roman" w:hAnsi="Times New Roman" w:cs="Times New Roman"/>
+                <w:sz w:val="28"/>
+                <w:szCs w:val="28"/>
+              </w:rPr>
+            </w:pPr>
+            <w:r>
+              <w:rPr>
+                <w:rFonts w:ascii="Times New Roman" w:hAnsi="Times New Roman" w:cs="Times New Roman"/>
+                <w:sz w:val="28"/>
+                <w:szCs w:val="28"/>
+              </w:rPr>
+              <w:t xml:space="preserve">             </w:t>
+            </w:r>
+            <w:r>
+              <w:rPr>
+                <w:rFonts w:ascii="Times New Roman" w:hAnsi="Times New Roman" w:cs="Times New Roman"/>
+                <w:sz w:val="28"/>
+                <w:szCs w:val="28"/>
+              </w:rPr>
+              <w:t xml:space="preserve">  3.</w:t>
+            </w:r>
+          </w:p>
+        </w:tc>
+        <w:tc>
+          <w:tcPr>
+            <w:tcW w:w="2994" w:type="dxa"/>
+          </w:tcPr>
+          <w:p>
+            <w:pPr>
+              <w:rPr>
+                <w:rFonts w:ascii="Times New Roman" w:hAnsi="Times New Roman" w:cs="Times New Roman"/>
+                <w:sz w:val="24"/>
+                <w:szCs w:val="24"/>
+              </w:rPr>
+            </w:pPr>
+            <w:r>
+              <w:rPr>
+                <w:rFonts w:ascii="Times New Roman" w:hAnsi="Times New Roman" w:cs="Times New Roman"/>
+                <w:sz w:val="24"/>
+                <w:szCs w:val="24"/>
+              </w:rPr>
+              <w:t>Display gives wrong result</w:t>
+            </w:r>
+            <w:r>
+              <w:rPr>
+                <w:rFonts w:ascii="Times New Roman" w:hAnsi="Times New Roman" w:cs="Times New Roman"/>
+                <w:sz w:val="24"/>
+                <w:szCs w:val="24"/>
+              </w:rPr>
+              <w:t xml:space="preserve"> - </w:t>
+            </w:r>
+            <w:r>
+              <w:rPr>
+                <w:rFonts w:ascii="Times New Roman" w:hAnsi="Times New Roman" w:cs="Times New Roman"/>
+                <w:sz w:val="24"/>
+                <w:szCs w:val="24"/>
+              </w:rPr>
+              <w:t>Temporary pointer is not moved</w:t>
+            </w:r>
+          </w:p>
+        </w:tc>
+        <w:tc>
+          <w:tcPr>
+            <w:tcW w:w="2995" w:type="dxa"/>
+          </w:tcPr>
+          <w:p>
+            <w:pPr>
+              <w:rPr>
+                <w:rFonts w:ascii="Times New Roman" w:hAnsi="Times New Roman" w:cs="Times New Roman"/>
+                <w:sz w:val="28"/>
+                <w:szCs w:val="28"/>
+              </w:rPr>
+            </w:pPr>
+            <w:r>
+              <w:rPr>
+                <w:rFonts w:ascii="Times New Roman" w:hAnsi="Times New Roman" w:cs="Times New Roman"/>
+                <w:sz w:val="28"/>
+                <w:szCs w:val="28"/>
+              </w:rPr>
+              <w:t xml:space="preserve">Use </w:t>
+            </w:r>
+            <w:r>
+              <w:rPr>
+                <w:rFonts w:ascii="Times New Roman" w:hAnsi="Times New Roman" w:cs="Times New Roman"/>
+                <w:sz w:val="28"/>
+                <w:szCs w:val="28"/>
+              </w:rPr>
+              <w:t>temp = temp.next</w:t>
+            </w:r>
+          </w:p>
+        </w:tc>
+      </w:tr>
+    </w:tbl>
+    <w:p>
+      <w:pPr>
+        <w:rPr>
+          <w:rFonts w:ascii="Times New Roman" w:hAnsi="Times New Roman" w:cs="Times New Roman"/>
+          <w:sz w:val="32"/>
+          <w:szCs w:val="32"/>
+        </w:rPr>
+      </w:pPr>
+    </w:p>
+    <w:p>
+      <w:pPr>
+        <w:rPr>
+          <w:rFonts w:ascii="Times New Roman" w:hAnsi="Times New Roman" w:cs="Times New Roman"/>
+          <w:sz w:val="32"/>
+          <w:szCs w:val="32"/>
+        </w:rPr>
+      </w:pPr>
+      <w:r>
+        <w:rPr>
+          <w:rFonts w:ascii="Times New Roman" w:hAnsi="Times New Roman" w:cs="Times New Roman"/>
+          <w:sz w:val="32"/>
+          <w:szCs w:val="32"/>
+          <w:u w:val="single"/>
+        </w:rPr>
+        <w:t>Explanation of Code</w:t>
+      </w:r>
+      <w:r>
+        <w:rPr>
+          <w:rFonts w:ascii="Times New Roman" w:hAnsi="Times New Roman" w:cs="Times New Roman"/>
+          <w:sz w:val="32"/>
+          <w:szCs w:val="32"/>
+        </w:rPr>
+        <w:t>:</w:t>
+      </w:r>
+    </w:p>
+    <w:p>
+      <w:pPr>
+        <w:rPr>
+          <w:rFonts w:ascii="Times New Roman" w:hAnsi="Times New Roman" w:cs="Times New Roman"/>
+          <w:sz w:val="28"/>
+          <w:szCs w:val="28"/>
+        </w:rPr>
+      </w:pPr>
+      <w:r>
+        <w:rPr>
+          <w:rFonts w:ascii="Times New Roman" w:hAnsi="Times New Roman" w:cs="Times New Roman"/>
+          <w:b/>
+          <w:bCs/>
+          <w:sz w:val="28"/>
+          <w:szCs w:val="28"/>
+        </w:rPr>
+        <w:t>Node class</w:t>
+      </w:r>
+      <w:r>
+        <w:rPr>
+          <w:rFonts w:ascii="Times New Roman" w:hAnsi="Times New Roman" w:cs="Times New Roman"/>
+          <w:sz w:val="28"/>
+          <w:szCs w:val="28"/>
+        </w:rPr>
+        <w:t xml:space="preserve"> creates a node containing data and a next pointer. </w:t>
+      </w:r>
+    </w:p>
+    <w:p>
+      <w:pPr>
+        <w:rPr>
+          <w:rFonts w:ascii="Times New Roman" w:hAnsi="Times New Roman" w:cs="Times New Roman"/>
+          <w:sz w:val="28"/>
+          <w:szCs w:val="28"/>
+        </w:rPr>
+      </w:pPr>
+      <w:r>
+        <w:rPr>
+          <w:rFonts w:ascii="Times New Roman" w:hAnsi="Times New Roman" w:cs="Times New Roman"/>
+          <w:b/>
+          <w:bCs/>
+          <w:sz w:val="28"/>
+          <w:szCs w:val="28"/>
+        </w:rPr>
+        <w:t>top = None</w:t>
+      </w:r>
+      <w:r>
+        <w:rPr>
+          <w:rFonts w:ascii="Times New Roman" w:hAnsi="Times New Roman" w:cs="Times New Roman"/>
+          <w:sz w:val="28"/>
+          <w:szCs w:val="28"/>
+        </w:rPr>
+        <w:t xml:space="preserve"> indicates that the stack is initially empty. </w:t>
+      </w:r>
+    </w:p>
+    <w:p>
+      <w:pPr>
+        <w:rPr>
+          <w:rFonts w:ascii="Times New Roman" w:hAnsi="Times New Roman" w:cs="Times New Roman"/>
+          <w:sz w:val="28"/>
+          <w:szCs w:val="28"/>
+        </w:rPr>
+      </w:pPr>
+      <w:r>
+        <w:rPr>
+          <w:rFonts w:ascii="Times New Roman" w:hAnsi="Times New Roman" w:cs="Times New Roman"/>
+          <w:b/>
+          <w:bCs/>
+          <w:sz w:val="28"/>
+          <w:szCs w:val="28"/>
+        </w:rPr>
+        <w:t>Push:</w:t>
+      </w:r>
+      <w:r>
+        <w:rPr>
+          <w:rFonts w:ascii="Times New Roman" w:hAnsi="Times New Roman" w:cs="Times New Roman"/>
+          <w:sz w:val="28"/>
+          <w:szCs w:val="28"/>
+        </w:rPr>
+        <w:t xml:space="preserve"> A new node is created and connected before the current top. The new node becomes top. </w:t>
+      </w:r>
+    </w:p>
+    <w:p>
+      <w:pPr>
+        <w:rPr>
+          <w:rFonts w:ascii="Times New Roman" w:hAnsi="Times New Roman" w:cs="Times New Roman"/>
+          <w:sz w:val="28"/>
+          <w:szCs w:val="28"/>
+        </w:rPr>
+      </w:pPr>
+      <w:r>
+        <w:rPr>
+          <w:rFonts w:ascii="Times New Roman" w:hAnsi="Times New Roman" w:cs="Times New Roman"/>
+          <w:b/>
+          <w:bCs/>
+          <w:sz w:val="28"/>
+          <w:szCs w:val="28"/>
+        </w:rPr>
+        <w:t>Pop:</w:t>
+      </w:r>
+      <w:r>
+        <w:rPr>
+          <w:rFonts w:ascii="Times New Roman" w:hAnsi="Times New Roman" w:cs="Times New Roman"/>
+          <w:sz w:val="28"/>
+          <w:szCs w:val="28"/>
+        </w:rPr>
+        <w:t xml:space="preserve"> The top node is removed by making top = top.next. </w:t>
+      </w:r>
+    </w:p>
+    <w:p>
+      <w:pPr>
+        <w:rPr>
+          <w:rFonts w:ascii="Times New Roman" w:hAnsi="Times New Roman" w:cs="Times New Roman"/>
+          <w:sz w:val="28"/>
+          <w:szCs w:val="28"/>
+        </w:rPr>
+      </w:pPr>
+      <w:r>
+        <w:rPr>
+          <w:rFonts w:ascii="Times New Roman" w:hAnsi="Times New Roman" w:cs="Times New Roman"/>
+          <w:b/>
+          <w:bCs/>
+          <w:sz w:val="28"/>
+          <w:szCs w:val="28"/>
+        </w:rPr>
+        <w:t>Peek:</w:t>
+      </w:r>
+      <w:r>
+        <w:rPr>
+          <w:rFonts w:ascii="Times New Roman" w:hAnsi="Times New Roman" w:cs="Times New Roman"/>
+          <w:sz w:val="28"/>
+          <w:szCs w:val="28"/>
+        </w:rPr>
+        <w:t xml:space="preserve"> top.data displays the top element without removing it. </w:t>
+      </w:r>
+    </w:p>
+    <w:p>
+      <w:pPr>
+        <w:rPr>
+          <w:rFonts w:ascii="Times New Roman" w:hAnsi="Times New Roman" w:cs="Times New Roman"/>
+          <w:sz w:val="28"/>
+          <w:szCs w:val="28"/>
+        </w:rPr>
+      </w:pPr>
+      <w:r>
+        <w:rPr>
+          <w:rFonts w:ascii="Times New Roman" w:hAnsi="Times New Roman" w:cs="Times New Roman"/>
+          <w:b/>
+          <w:bCs/>
+          <w:sz w:val="28"/>
+          <w:szCs w:val="28"/>
+        </w:rPr>
+        <w:t>Display:</w:t>
+      </w:r>
+      <w:r>
+        <w:rPr>
+          <w:rFonts w:ascii="Times New Roman" w:hAnsi="Times New Roman" w:cs="Times New Roman"/>
+          <w:sz w:val="28"/>
+          <w:szCs w:val="28"/>
+        </w:rPr>
+        <w:t xml:space="preserve"> A temporary pointer temp traverses the linked list and displays every element. </w:t>
+      </w:r>
+    </w:p>
+    <w:p>
+      <w:pPr>
+        <w:rPr>
+          <w:rFonts w:ascii="Times New Roman" w:hAnsi="Times New Roman" w:cs="Times New Roman"/>
+          <w:sz w:val="28"/>
+          <w:szCs w:val="28"/>
+        </w:rPr>
+      </w:pPr>
+      <w:r>
+        <w:rPr>
+          <w:rFonts w:ascii="Times New Roman" w:hAnsi="Times New Roman" w:cs="Times New Roman"/>
+          <w:b/>
+          <w:bCs/>
+          <w:sz w:val="28"/>
+          <w:szCs w:val="28"/>
+        </w:rPr>
+        <w:t>Empty check:</w:t>
+      </w:r>
+      <w:r>
+        <w:rPr>
+          <w:rFonts w:ascii="Times New Roman" w:hAnsi="Times New Roman" w:cs="Times New Roman"/>
+          <w:sz w:val="28"/>
+          <w:szCs w:val="28"/>
+        </w:rPr>
+        <w:t xml:space="preserve"> top is None checks whether the stack contains any elements. </w:t>
+      </w:r>
+    </w:p>
+    <w:p>
+      <w:pPr>
+        <w:rPr>
+          <w:rFonts w:ascii="Times New Roman" w:hAnsi="Times New Roman" w:cs="Times New Roman"/>
+          <w:sz w:val="28"/>
+          <w:szCs w:val="28"/>
+        </w:rPr>
+      </w:pPr>
+      <w:r>
+        <w:rPr>
+          <w:rFonts w:ascii="Times New Roman" w:hAnsi="Times New Roman" w:cs="Times New Roman"/>
+          <w:b/>
+          <w:bCs/>
+          <w:sz w:val="28"/>
+          <w:szCs w:val="28"/>
+        </w:rPr>
+        <w:t>Menu:</w:t>
+      </w:r>
+      <w:r>
+        <w:rPr>
+          <w:rFonts w:ascii="Times New Roman" w:hAnsi="Times New Roman" w:cs="Times New Roman"/>
+          <w:sz w:val="28"/>
+          <w:szCs w:val="28"/>
+        </w:rPr>
+        <w:t xml:space="preserve"> The while loop allows the user to repeatedly perform stack operations.</w:t>
+      </w:r>
+    </w:p>
+    <w:p>
+      <w:pPr>
+        <w:rPr>
+          <w:rFonts w:ascii="Times New Roman" w:hAnsi="Times New Roman" w:cs="Times New Roman"/>
+          <w:sz w:val="28"/>
+          <w:szCs w:val="28"/>
+        </w:rPr>
+      </w:pPr>
+    </w:p>
+    <w:p>
+      <w:pPr>
+        <w:rPr>
+          <w:rFonts w:ascii="Times New Roman" w:hAnsi="Times New Roman" w:cs="Times New Roman"/>
+          <w:sz w:val="28"/>
+          <w:szCs w:val="28"/>
+        </w:rPr>
+      </w:pPr>
+    </w:p>
     <w:sectPr>
       <w:pgSz w:w="11906" w:h="16838"/>
       <w:pgMar w:top="1440" w:right="1440" w:bottom="1440" w:left="1440" w:header="708" w:footer="708" w:gutter="0"/>
@@ -28043,16 +30114,16 @@
     </w:lvl>
   </w:abstractNum>
   <w:abstractNum w:abstractNumId="7" w15:restartNumberingAfterBreak="0">
-    <w:nsid w:val="2BD2619E"/>
+    <w:nsid w:val="2AC460F3"/>
     <w:multiLevelType w:val="hybridMultilevel"/>
-    <w:tmpl w:val="FF0AE9AA"/>
+    <w:tmpl w:val="16CE319C"/>
     <w:lvl w:ilvl="0" w:tplc="40090001">
       <w:start w:val="1"/>
       <w:numFmt w:val="bullet"/>
       <w:lvlText w:val=""/>
       <w:lvlJc w:val="left"/>
       <w:pPr>
-        <w:ind w:left="720" w:hanging="360"/>
+        <w:ind w:left="880" w:hanging="360"/>
       </w:pPr>
       <w:rPr>
         <w:rFonts w:ascii="Symbol" w:hAnsi="Symbol" w:hint="default"/>
@@ -28064,7 +30135,7 @@
       <w:lvlText w:val="o"/>
       <w:lvlJc w:val="left"/>
       <w:pPr>
-        <w:ind w:left="1440" w:hanging="360"/>
+        <w:ind w:left="1600" w:hanging="360"/>
       </w:pPr>
       <w:rPr>
         <w:rFonts w:ascii="Courier New" w:hAnsi="Courier New" w:cs="Courier New" w:hint="default"/>
@@ -28076,7 +30147,7 @@
       <w:lvlText w:val=""/>
       <w:lvlJc w:val="left"/>
       <w:pPr>
-        <w:ind w:left="2160" w:hanging="360"/>
+        <w:ind w:left="2320" w:hanging="360"/>
       </w:pPr>
       <w:rPr>
         <w:rFonts w:ascii="Wingdings" w:hAnsi="Wingdings" w:hint="default"/>
@@ -28088,7 +30159,7 @@
       <w:lvlText w:val=""/>
       <w:lvlJc w:val="left"/>
       <w:pPr>
-        <w:ind w:left="2880" w:hanging="360"/>
+        <w:ind w:left="3040" w:hanging="360"/>
       </w:pPr>
       <w:rPr>
         <w:rFonts w:ascii="Symbol" w:hAnsi="Symbol" w:hint="default"/>
@@ -28100,7 +30171,7 @@
       <w:lvlText w:val="o"/>
       <w:lvlJc w:val="left"/>
       <w:pPr>
-        <w:ind w:left="3600" w:hanging="360"/>
+        <w:ind w:left="3760" w:hanging="360"/>
       </w:pPr>
       <w:rPr>
         <w:rFonts w:ascii="Courier New" w:hAnsi="Courier New" w:cs="Courier New" w:hint="default"/>
@@ -28112,7 +30183,7 @@
       <w:lvlText w:val=""/>
       <w:lvlJc w:val="left"/>
       <w:pPr>
-        <w:ind w:left="4320" w:hanging="360"/>
+        <w:ind w:left="4480" w:hanging="360"/>
       </w:pPr>
       <w:rPr>
         <w:rFonts w:ascii="Wingdings" w:hAnsi="Wingdings" w:hint="default"/>
@@ -28124,7 +30195,7 @@
       <w:lvlText w:val=""/>
       <w:lvlJc w:val="left"/>
       <w:pPr>
-        <w:ind w:left="5040" w:hanging="360"/>
+        <w:ind w:left="5200" w:hanging="360"/>
       </w:pPr>
       <w:rPr>
         <w:rFonts w:ascii="Symbol" w:hAnsi="Symbol" w:hint="default"/>
@@ -28136,7 +30207,7 @@
       <w:lvlText w:val="o"/>
       <w:lvlJc w:val="left"/>
       <w:pPr>
-        <w:ind w:left="5760" w:hanging="360"/>
+        <w:ind w:left="5920" w:hanging="360"/>
       </w:pPr>
       <w:rPr>
         <w:rFonts w:ascii="Courier New" w:hAnsi="Courier New" w:cs="Courier New" w:hint="default"/>
@@ -28148,7 +30219,7 @@
       <w:lvlText w:val=""/>
       <w:lvlJc w:val="left"/>
       <w:pPr>
-        <w:ind w:left="6480" w:hanging="360"/>
+        <w:ind w:left="6640" w:hanging="360"/>
       </w:pPr>
       <w:rPr>
         <w:rFonts w:ascii="Wingdings" w:hAnsi="Wingdings" w:hint="default"/>
@@ -28156,9 +30227,9 @@
     </w:lvl>
   </w:abstractNum>
   <w:abstractNum w:abstractNumId="8" w15:restartNumberingAfterBreak="0">
-    <w:nsid w:val="2EFD5456"/>
+    <w:nsid w:val="2BD2619E"/>
     <w:multiLevelType w:val="hybridMultilevel"/>
-    <w:tmpl w:val="4B8A629C"/>
+    <w:tmpl w:val="FF0AE9AA"/>
     <w:lvl w:ilvl="0" w:tplc="40090001">
       <w:start w:val="1"/>
       <w:numFmt w:val="bullet"/>
@@ -28269,16 +30340,16 @@
     </w:lvl>
   </w:abstractNum>
   <w:abstractNum w:abstractNumId="9" w15:restartNumberingAfterBreak="0">
-    <w:nsid w:val="34D62FC8"/>
+    <w:nsid w:val="2EFD5456"/>
     <w:multiLevelType w:val="hybridMultilevel"/>
-    <w:tmpl w:val="85A4697A"/>
+    <w:tmpl w:val="4B8A629C"/>
     <w:lvl w:ilvl="0" w:tplc="40090001">
       <w:start w:val="1"/>
       <w:numFmt w:val="bullet"/>
       <w:lvlText w:val=""/>
       <w:lvlJc w:val="left"/>
       <w:pPr>
-        <w:ind w:left="787" w:hanging="360"/>
+        <w:ind w:left="720" w:hanging="360"/>
       </w:pPr>
       <w:rPr>
         <w:rFonts w:ascii="Symbol" w:hAnsi="Symbol" w:hint="default"/>
@@ -28290,7 +30361,7 @@
       <w:lvlText w:val="o"/>
       <w:lvlJc w:val="left"/>
       <w:pPr>
-        <w:ind w:left="1507" w:hanging="360"/>
+        <w:ind w:left="1440" w:hanging="360"/>
       </w:pPr>
       <w:rPr>
         <w:rFonts w:ascii="Courier New" w:hAnsi="Courier New" w:cs="Courier New" w:hint="default"/>
@@ -28302,7 +30373,7 @@
       <w:lvlText w:val=""/>
       <w:lvlJc w:val="left"/>
       <w:pPr>
-        <w:ind w:left="2227" w:hanging="360"/>
+        <w:ind w:left="2160" w:hanging="360"/>
       </w:pPr>
       <w:rPr>
         <w:rFonts w:ascii="Wingdings" w:hAnsi="Wingdings" w:hint="default"/>
@@ -28314,7 +30385,7 @@
       <w:lvlText w:val=""/>
       <w:lvlJc w:val="left"/>
       <w:pPr>
-        <w:ind w:left="2947" w:hanging="360"/>
+        <w:ind w:left="2880" w:hanging="360"/>
       </w:pPr>
       <w:rPr>
         <w:rFonts w:ascii="Symbol" w:hAnsi="Symbol" w:hint="default"/>
@@ -28326,7 +30397,7 @@
       <w:lvlText w:val="o"/>
       <w:lvlJc w:val="left"/>
       <w:pPr>
-        <w:ind w:left="3667" w:hanging="360"/>
+        <w:ind w:left="3600" w:hanging="360"/>
       </w:pPr>
       <w:rPr>
         <w:rFonts w:ascii="Courier New" w:hAnsi="Courier New" w:cs="Courier New" w:hint="default"/>
@@ -28338,7 +30409,7 @@
       <w:lvlText w:val=""/>
       <w:lvlJc w:val="left"/>
       <w:pPr>
-        <w:ind w:left="4387" w:hanging="360"/>
+        <w:ind w:left="4320" w:hanging="360"/>
       </w:pPr>
       <w:rPr>
         <w:rFonts w:ascii="Wingdings" w:hAnsi="Wingdings" w:hint="default"/>
@@ -28350,7 +30421,7 @@
       <w:lvlText w:val=""/>
       <w:lvlJc w:val="left"/>
       <w:pPr>
-        <w:ind w:left="5107" w:hanging="360"/>
+        <w:ind w:left="5040" w:hanging="360"/>
       </w:pPr>
       <w:rPr>
         <w:rFonts w:ascii="Symbol" w:hAnsi="Symbol" w:hint="default"/>
@@ -28362,7 +30433,7 @@
       <w:lvlText w:val="o"/>
       <w:lvlJc w:val="left"/>
       <w:pPr>
-        <w:ind w:left="5827" w:hanging="360"/>
+        <w:ind w:left="5760" w:hanging="360"/>
       </w:pPr>
       <w:rPr>
         <w:rFonts w:ascii="Courier New" w:hAnsi="Courier New" w:cs="Courier New" w:hint="default"/>
@@ -28374,7 +30445,7 @@
       <w:lvlText w:val=""/>
       <w:lvlJc w:val="left"/>
       <w:pPr>
-        <w:ind w:left="6547" w:hanging="360"/>
+        <w:ind w:left="6480" w:hanging="360"/>
       </w:pPr>
       <w:rPr>
         <w:rFonts w:ascii="Wingdings" w:hAnsi="Wingdings" w:hint="default"/>
@@ -28382,16 +30453,16 @@
     </w:lvl>
   </w:abstractNum>
   <w:abstractNum w:abstractNumId="10" w15:restartNumberingAfterBreak="0">
-    <w:nsid w:val="397E5621"/>
+    <w:nsid w:val="34D62FC8"/>
     <w:multiLevelType w:val="hybridMultilevel"/>
-    <w:tmpl w:val="D14C0628"/>
+    <w:tmpl w:val="85A4697A"/>
     <w:lvl w:ilvl="0" w:tplc="40090001">
       <w:start w:val="1"/>
       <w:numFmt w:val="bullet"/>
       <w:lvlText w:val=""/>
       <w:lvlJc w:val="left"/>
       <w:pPr>
-        <w:ind w:left="720" w:hanging="360"/>
+        <w:ind w:left="787" w:hanging="360"/>
       </w:pPr>
       <w:rPr>
         <w:rFonts w:ascii="Symbol" w:hAnsi="Symbol" w:hint="default"/>
@@ -28403,7 +30474,7 @@
       <w:lvlText w:val="o"/>
       <w:lvlJc w:val="left"/>
       <w:pPr>
-        <w:ind w:left="1440" w:hanging="360"/>
+        <w:ind w:left="1507" w:hanging="360"/>
       </w:pPr>
       <w:rPr>
         <w:rFonts w:ascii="Courier New" w:hAnsi="Courier New" w:cs="Courier New" w:hint="default"/>
@@ -28415,7 +30486,7 @@
       <w:lvlText w:val=""/>
       <w:lvlJc w:val="left"/>
       <w:pPr>
-        <w:ind w:left="2160" w:hanging="360"/>
+        <w:ind w:left="2227" w:hanging="360"/>
       </w:pPr>
       <w:rPr>
         <w:rFonts w:ascii="Wingdings" w:hAnsi="Wingdings" w:hint="default"/>
@@ -28427,7 +30498,7 @@
       <w:lvlText w:val=""/>
       <w:lvlJc w:val="left"/>
       <w:pPr>
-        <w:ind w:left="2880" w:hanging="360"/>
+        <w:ind w:left="2947" w:hanging="360"/>
       </w:pPr>
       <w:rPr>
         <w:rFonts w:ascii="Symbol" w:hAnsi="Symbol" w:hint="default"/>
@@ -28439,7 +30510,7 @@
       <w:lvlText w:val="o"/>
       <w:lvlJc w:val="left"/>
       <w:pPr>
-        <w:ind w:left="3600" w:hanging="360"/>
+        <w:ind w:left="3667" w:hanging="360"/>
       </w:pPr>
       <w:rPr>
         <w:rFonts w:ascii="Courier New" w:hAnsi="Courier New" w:cs="Courier New" w:hint="default"/>
@@ -28451,7 +30522,7 @@
       <w:lvlText w:val=""/>
       <w:lvlJc w:val="left"/>
       <w:pPr>
-        <w:ind w:left="4320" w:hanging="360"/>
+        <w:ind w:left="4387" w:hanging="360"/>
       </w:pPr>
       <w:rPr>
         <w:rFonts w:ascii="Wingdings" w:hAnsi="Wingdings" w:hint="default"/>
@@ -28463,7 +30534,7 @@
       <w:lvlText w:val=""/>
       <w:lvlJc w:val="left"/>
       <w:pPr>
-        <w:ind w:left="5040" w:hanging="360"/>
+        <w:ind w:left="5107" w:hanging="360"/>
       </w:pPr>
       <w:rPr>
         <w:rFonts w:ascii="Symbol" w:hAnsi="Symbol" w:hint="default"/>
@@ -28475,7 +30546,7 @@
       <w:lvlText w:val="o"/>
       <w:lvlJc w:val="left"/>
       <w:pPr>
-        <w:ind w:left="5760" w:hanging="360"/>
+        <w:ind w:left="5827" w:hanging="360"/>
       </w:pPr>
       <w:rPr>
         <w:rFonts w:ascii="Courier New" w:hAnsi="Courier New" w:cs="Courier New" w:hint="default"/>
@@ -28487,7 +30558,7 @@
       <w:lvlText w:val=""/>
       <w:lvlJc w:val="left"/>
       <w:pPr>
-        <w:ind w:left="6480" w:hanging="360"/>
+        <w:ind w:left="6547" w:hanging="360"/>
       </w:pPr>
       <w:rPr>
         <w:rFonts w:ascii="Wingdings" w:hAnsi="Wingdings" w:hint="default"/>
@@ -28495,6 +30566,119 @@
     </w:lvl>
   </w:abstractNum>
   <w:abstractNum w:abstractNumId="11" w15:restartNumberingAfterBreak="0">
+    <w:nsid w:val="397E5621"/>
+    <w:multiLevelType w:val="hybridMultilevel"/>
+    <w:tmpl w:val="D14C0628"/>
+    <w:lvl w:ilvl="0" w:tplc="40090001">
+      <w:start w:val="1"/>
+      <w:numFmt w:val="bullet"/>
+      <w:lvlText w:val=""/>
+      <w:lvlJc w:val="left"/>
+      <w:pPr>
+        <w:ind w:left="720" w:hanging="360"/>
+      </w:pPr>
+      <w:rPr>
+        <w:rFonts w:ascii="Symbol" w:hAnsi="Symbol" w:hint="default"/>
+      </w:rPr>
+    </w:lvl>
+    <w:lvl w:ilvl="1" w:tplc="40090003" w:tentative="1">
+      <w:start w:val="1"/>
+      <w:numFmt w:val="bullet"/>
+      <w:lvlText w:val="o"/>
+      <w:lvlJc w:val="left"/>
+      <w:pPr>
+        <w:ind w:left="1440" w:hanging="360"/>
+      </w:pPr>
+      <w:rPr>
+        <w:rFonts w:ascii="Courier New" w:hAnsi="Courier New" w:cs="Courier New" w:hint="default"/>
+      </w:rPr>
+    </w:lvl>
+    <w:lvl w:ilvl="2" w:tplc="40090005" w:tentative="1">
+      <w:start w:val="1"/>
+      <w:numFmt w:val="bullet"/>
+      <w:lvlText w:val=""/>
+      <w:lvlJc w:val="left"/>
+      <w:pPr>
+        <w:ind w:left="2160" w:hanging="360"/>
+      </w:pPr>
+      <w:rPr>
+        <w:rFonts w:ascii="Wingdings" w:hAnsi="Wingdings" w:hint="default"/>
+      </w:rPr>
+    </w:lvl>
+    <w:lvl w:ilvl="3" w:tplc="40090001" w:tentative="1">
+      <w:start w:val="1"/>
+      <w:numFmt w:val="bullet"/>
+      <w:lvlText w:val=""/>
+      <w:lvlJc w:val="left"/>
+      <w:pPr>
+        <w:ind w:left="2880" w:hanging="360"/>
+      </w:pPr>
+      <w:rPr>
+        <w:rFonts w:ascii="Symbol" w:hAnsi="Symbol" w:hint="default"/>
+      </w:rPr>
+    </w:lvl>
+    <w:lvl w:ilvl="4" w:tplc="40090003" w:tentative="1">
+      <w:start w:val="1"/>
+      <w:numFmt w:val="bullet"/>
+      <w:lvlText w:val="o"/>
+      <w:lvlJc w:val="left"/>
+      <w:pPr>
+        <w:ind w:left="3600" w:hanging="360"/>
+      </w:pPr>
+      <w:rPr>
+        <w:rFonts w:ascii="Courier New" w:hAnsi="Courier New" w:cs="Courier New" w:hint="default"/>
+      </w:rPr>
+    </w:lvl>
+    <w:lvl w:ilvl="5" w:tplc="40090005" w:tentative="1">
+      <w:start w:val="1"/>
+      <w:numFmt w:val="bullet"/>
+      <w:lvlText w:val=""/>
+      <w:lvlJc w:val="left"/>
+      <w:pPr>
+        <w:ind w:left="4320" w:hanging="360"/>
+      </w:pPr>
+      <w:rPr>
+        <w:rFonts w:ascii="Wingdings" w:hAnsi="Wingdings" w:hint="default"/>
+      </w:rPr>
+    </w:lvl>
+    <w:lvl w:ilvl="6" w:tplc="40090001" w:tentative="1">
+      <w:start w:val="1"/>
+      <w:numFmt w:val="bullet"/>
+      <w:lvlText w:val=""/>
+      <w:lvlJc w:val="left"/>
+      <w:pPr>
+        <w:ind w:left="5040" w:hanging="360"/>
+      </w:pPr>
+      <w:rPr>
+        <w:rFonts w:ascii="Symbol" w:hAnsi="Symbol" w:hint="default"/>
+      </w:rPr>
+    </w:lvl>
+    <w:lvl w:ilvl="7" w:tplc="40090003" w:tentative="1">
+      <w:start w:val="1"/>
+      <w:numFmt w:val="bullet"/>
+      <w:lvlText w:val="o"/>
+      <w:lvlJc w:val="left"/>
+      <w:pPr>
+        <w:ind w:left="5760" w:hanging="360"/>
+      </w:pPr>
+      <w:rPr>
+        <w:rFonts w:ascii="Courier New" w:hAnsi="Courier New" w:cs="Courier New" w:hint="default"/>
+      </w:rPr>
+    </w:lvl>
+    <w:lvl w:ilvl="8" w:tplc="40090005" w:tentative="1">
+      <w:start w:val="1"/>
+      <w:numFmt w:val="bullet"/>
+      <w:lvlText w:val=""/>
+      <w:lvlJc w:val="left"/>
+      <w:pPr>
+        <w:ind w:left="6480" w:hanging="360"/>
+      </w:pPr>
+      <w:rPr>
+        <w:rFonts w:ascii="Wingdings" w:hAnsi="Wingdings" w:hint="default"/>
+      </w:rPr>
+    </w:lvl>
+  </w:abstractNum>
+  <w:abstractNum w:abstractNumId="12" w15:restartNumberingAfterBreak="0">
     <w:nsid w:val="416571FF"/>
     <w:multiLevelType w:val="multilevel"/>
     <w:tmpl w:val="45181FDA"/>
@@ -28643,7 +30827,7 @@
       </w:rPr>
     </w:lvl>
   </w:abstractNum>
-  <w:abstractNum w:abstractNumId="12" w15:restartNumberingAfterBreak="0">
+  <w:abstractNum w:abstractNumId="13" w15:restartNumberingAfterBreak="0">
     <w:nsid w:val="44C467F0"/>
     <w:multiLevelType w:val="hybridMultilevel"/>
     <w:tmpl w:val="82FECE8A"/>
@@ -28756,7 +30940,7 @@
       </w:rPr>
     </w:lvl>
   </w:abstractNum>
-  <w:abstractNum w:abstractNumId="13" w15:restartNumberingAfterBreak="0">
+  <w:abstractNum w:abstractNumId="14" w15:restartNumberingAfterBreak="0">
     <w:nsid w:val="4B19533A"/>
     <w:multiLevelType w:val="multilevel"/>
     <w:tmpl w:val="499E8EDA"/>
@@ -28905,7 +31089,7 @@
       </w:rPr>
     </w:lvl>
   </w:abstractNum>
-  <w:abstractNum w:abstractNumId="14" w15:restartNumberingAfterBreak="0">
+  <w:abstractNum w:abstractNumId="15" w15:restartNumberingAfterBreak="0">
     <w:nsid w:val="627E39ED"/>
     <w:multiLevelType w:val="hybridMultilevel"/>
     <w:tmpl w:val="374E1420"/>
@@ -29018,7 +31202,7 @@
       </w:rPr>
     </w:lvl>
   </w:abstractNum>
-  <w:abstractNum w:abstractNumId="15" w15:restartNumberingAfterBreak="0">
+  <w:abstractNum w:abstractNumId="16" w15:restartNumberingAfterBreak="0">
     <w:nsid w:val="6CCA5FFA"/>
     <w:multiLevelType w:val="hybridMultilevel"/>
     <w:tmpl w:val="B846E188"/>
@@ -29131,7 +31315,7 @@
       </w:rPr>
     </w:lvl>
   </w:abstractNum>
-  <w:abstractNum w:abstractNumId="16" w15:restartNumberingAfterBreak="0">
+  <w:abstractNum w:abstractNumId="17" w15:restartNumberingAfterBreak="0">
     <w:nsid w:val="725A40F0"/>
     <w:multiLevelType w:val="hybridMultilevel"/>
     <w:tmpl w:val="1E32C1D8"/>
@@ -29244,7 +31428,7 @@
       </w:rPr>
     </w:lvl>
   </w:abstractNum>
-  <w:abstractNum w:abstractNumId="17" w15:restartNumberingAfterBreak="0">
+  <w:abstractNum w:abstractNumId="18" w15:restartNumberingAfterBreak="0">
     <w:nsid w:val="799C2C42"/>
     <w:multiLevelType w:val="hybridMultilevel"/>
     <w:tmpl w:val="39549AF6"/>
@@ -29357,7 +31541,7 @@
       </w:rPr>
     </w:lvl>
   </w:abstractNum>
-  <w:abstractNum w:abstractNumId="18" w15:restartNumberingAfterBreak="0">
+  <w:abstractNum w:abstractNumId="19" w15:restartNumberingAfterBreak="0">
     <w:nsid w:val="7A7475A7"/>
     <w:multiLevelType w:val="hybridMultilevel"/>
     <w:tmpl w:val="9E76B166"/>
@@ -29470,7 +31654,7 @@
       </w:rPr>
     </w:lvl>
   </w:abstractNum>
-  <w:abstractNum w:abstractNumId="19" w15:restartNumberingAfterBreak="0">
+  <w:abstractNum w:abstractNumId="20" w15:restartNumberingAfterBreak="0">
     <w:nsid w:val="7CA34693"/>
     <w:multiLevelType w:val="multilevel"/>
     <w:tmpl w:val="5C5CBC96"/>
@@ -29623,19 +31807,19 @@
     <w:abstractNumId w:val="1"/>
   </w:num>
   <w:num w:numId="2" w16cid:durableId="1206217194">
-    <w:abstractNumId w:val="17"/>
+    <w:abstractNumId w:val="18"/>
   </w:num>
   <w:num w:numId="3" w16cid:durableId="1302807695">
-    <w:abstractNumId w:val="14"/>
+    <w:abstractNumId w:val="15"/>
   </w:num>
   <w:num w:numId="4" w16cid:durableId="1477575060">
-    <w:abstractNumId w:val="7"/>
+    <w:abstractNumId w:val="8"/>
   </w:num>
   <w:num w:numId="5" w16cid:durableId="1771588126">
     <w:abstractNumId w:val="4"/>
   </w:num>
   <w:num w:numId="6" w16cid:durableId="1862816123">
-    <w:abstractNumId w:val="13"/>
+    <w:abstractNumId w:val="14"/>
   </w:num>
   <w:num w:numId="7" w16cid:durableId="1918858715">
     <w:abstractNumId w:val="0"/>
@@ -29650,34 +31834,37 @@
     <w:abstractNumId w:val="6"/>
   </w:num>
   <w:num w:numId="11" w16cid:durableId="492724473">
-    <w:abstractNumId w:val="15"/>
+    <w:abstractNumId w:val="16"/>
   </w:num>
   <w:num w:numId="12" w16cid:durableId="513690623">
+    <w:abstractNumId w:val="10"/>
+  </w:num>
+  <w:num w:numId="13" w16cid:durableId="550964028">
     <w:abstractNumId w:val="9"/>
   </w:num>
-  <w:num w:numId="13" w16cid:durableId="550964028">
-    <w:abstractNumId w:val="8"/>
-  </w:num>
   <w:num w:numId="14" w16cid:durableId="64383554">
-    <w:abstractNumId w:val="10"/>
+    <w:abstractNumId w:val="11"/>
   </w:num>
   <w:num w:numId="15" w16cid:durableId="696086031">
-    <w:abstractNumId w:val="16"/>
+    <w:abstractNumId w:val="17"/>
   </w:num>
   <w:num w:numId="16" w16cid:durableId="757600103">
     <w:abstractNumId w:val="3"/>
   </w:num>
   <w:num w:numId="17" w16cid:durableId="860360514">
-    <w:abstractNumId w:val="18"/>
+    <w:abstractNumId w:val="19"/>
   </w:num>
   <w:num w:numId="18" w16cid:durableId="912542626">
+    <w:abstractNumId w:val="13"/>
+  </w:num>
+  <w:num w:numId="19" w16cid:durableId="582564876">
     <w:abstractNumId w:val="12"/>
   </w:num>
-  <w:num w:numId="19" w16cid:durableId="582564876">
-    <w:abstractNumId w:val="11"/>
+  <w:num w:numId="20" w16cid:durableId="592396671">
+    <w:abstractNumId w:val="20"/>
   </w:num>
-  <w:num w:numId="20" w16cid:durableId="592396671">
-    <w:abstractNumId w:val="19"/>
+  <w:num w:numId="21" w16cid:durableId="1367607193">
+    <w:abstractNumId w:val="7"/>
   </w:num>
 </w:numbering>
 </file>
